--- a/lessons/4-5/downloads/4-5-notes-teacher-l2.docx
+++ b/lessons/4-5/downloads/4-5-notes-teacher-l2.docx
@@ -1191,6 +1191,160 @@
         </w:tc>
       </w:tr>
     </w:tbl>
+    <w:tbl>
+      <w:tblPr>
+        <w:tblW w:type="pct" w:w="100%"/>
+        <w:tblBorders>
+          <w:top w:val="none" w:color="FFFFFF" w:sz="0"/>
+          <w:left w:val="none" w:color="FFFFFF" w:sz="0"/>
+          <w:bottom w:val="single" w:color="C7D2DD" w:sz="4"/>
+          <w:right w:val="none" w:color="FFFFFF" w:sz="0"/>
+          <w:insideH w:val="none" w:color="FFFFFF" w:sz="0"/>
+          <w:insideV w:val="none" w:color="FFFFFF" w:sz="0"/>
+        </w:tblBorders>
+      </w:tblPr>
+      <w:tblGrid>
+        <w:gridCol w:w="1800"/>
+        <w:gridCol w:w="7560"/>
+      </w:tblGrid>
+      <w:tr>
+        <w:trPr>
+          <w:cantSplit/>
+        </w:trPr>
+        <w:tc>
+          <w:tcPr>
+            <w:tcW w:type="dxa" w:w="1800"/>
+            <w:tcMar>
+              <w:top w:type="dxa" w:w="100"/>
+              <w:left w:type="dxa" w:w="40"/>
+              <w:bottom w:type="dxa" w:w="100"/>
+              <w:right w:type="dxa" w:w="120"/>
+            </w:tcMar>
+            <w:vAlign w:val="center"/>
+          </w:tcPr>
+          <w:p>
+            <w:pPr>
+              <w:spacing w:after="0"/>
+              <w:jc w:val="center"/>
+            </w:pPr>
+            <w:r>
+              <w:drawing>
+                <wp:inline distT="0" distB="0" distL="0" distR="0">
+                  <wp:extent cx="1047750" cy="790575"/>
+                  <wp:effectExtent t="0" r="0" b="0" l="0"/>
+                  <wp:docPr id="1" name="" descr="" title=""/>
+                  <wp:cNvGraphicFramePr>
+                    <a:graphicFrameLocks xmlns:a="http://schemas.openxmlformats.org/drawingml/2006/main" noChangeAspect="1"/>
+                  </wp:cNvGraphicFramePr>
+                  <a:graphic xmlns:a="http://schemas.openxmlformats.org/drawingml/2006/main">
+                    <a:graphicData uri="http://schemas.openxmlformats.org/drawingml/2006/picture">
+                      <pic:pic xmlns:pic="http://schemas.openxmlformats.org/drawingml/2006/picture">
+                        <pic:nvPicPr>
+                          <pic:cNvPr id="0" name="" descr=""/>
+                          <pic:cNvPicPr>
+                            <a:picLocks noChangeAspect="1" noChangeArrowheads="1"/>
+                          </pic:cNvPicPr>
+                        </pic:nvPicPr>
+                        <pic:blipFill>
+                          <a:blip r:embed="rId12" cstate="none"/>
+                          <a:srcRect/>
+                          <a:stretch>
+                            <a:fillRect/>
+                          </a:stretch>
+                        </pic:blipFill>
+                        <pic:spPr bwMode="auto">
+                          <a:xfrm>
+                            <a:off x="0" y="0"/>
+                            <a:ext cx="1047750" cy="790575"/>
+                          </a:xfrm>
+                          <a:prstGeom prst="rect">
+                            <a:avLst/>
+                          </a:prstGeom>
+                        </pic:spPr>
+                      </pic:pic>
+                    </a:graphicData>
+                  </a:graphic>
+                </wp:inline>
+              </w:drawing>
+            </w:r>
+          </w:p>
+        </w:tc>
+        <w:tc>
+          <w:tcPr>
+            <w:tcW w:type="dxa" w:w="7560"/>
+            <w:tcMar>
+              <w:top w:type="dxa" w:w="100"/>
+              <w:left w:type="dxa" w:w="40"/>
+              <w:bottom w:type="dxa" w:w="100"/>
+              <w:right w:type="dxa" w:w="40"/>
+            </w:tcMar>
+            <w:vAlign w:val="center"/>
+          </w:tcPr>
+          <w:p>
+            <w:pPr>
+              <w:spacing w:after="50"/>
+            </w:pPr>
+            <w:r>
+              <w:rPr>
+                <w:b/>
+                <w:bCs/>
+                <w:color w:val="12355B"/>
+                <w:sz w:val="24"/>
+                <w:szCs w:val="24"/>
+              </w:rPr>
+              <w:t xml:space="preserve">Inverse operation</w:t>
+            </w:r>
+            <w:r>
+              <w:rPr>
+                <w:i/>
+                <w:iCs/>
+                <w:color w:val="5F6F80"/>
+                <w:sz w:val="19"/>
+                <w:szCs w:val="19"/>
+              </w:rPr>
+              <w:t xml:space="preserve">   Operación inversa</w:t>
+            </w:r>
+          </w:p>
+          <w:p>
+            <w:pPr>
+              <w:spacing w:after="40"/>
+            </w:pPr>
+            <w:r>
+              <w:rPr>
+                <w:sz w:val="21"/>
+                <w:szCs w:val="21"/>
+              </w:rPr>
+              <w:t xml:space="preserve">The operation that undoes another operation.</w:t>
+            </w:r>
+          </w:p>
+          <w:p>
+            <w:pPr>
+              <w:spacing w:after="0"/>
+            </w:pPr>
+            <w:r>
+              <w:rPr>
+                <w:b/>
+                <w:bCs/>
+                <w:color w:val="1FA6A2"/>
+                <w:sz w:val="18"/>
+                <w:szCs w:val="18"/>
+              </w:rPr>
+              <w:t xml:space="preserve">Example:  </w:t>
+            </w:r>
+            <w:r>
+              <w:rPr>
+                <w:i/>
+                <w:iCs/>
+                <w:color w:val="5F6F80"/>
+                <w:sz w:val="18"/>
+                <w:szCs w:val="18"/>
+              </w:rPr>
+              <w:t xml:space="preserve">Division undoes multiplication.</w:t>
+            </w:r>
+          </w:p>
+        </w:tc>
+      </w:tr>
+    </w:tbl>
     <w:p>
       <w:pPr>
         <w:pStyle w:val="Heading1"/>
@@ -1279,7 +1433,7 @@
                 <w:sz w:val="21"/>
                 <w:szCs w:val="21"/>
               </w:rPr>
-              <w:t xml:space="preserve">Determine the Whole Given the Part and Percent      •      Part      •      Whole      •      Double number line      •      Equation      •      Percent</w:t>
+              <w:t xml:space="preserve">Determine the Whole Given the Part and Percent      •      Part      •      Whole      •      Double number line      •      Equation      •      Percent      •      Inverse operation</w:t>
             </w:r>
           </w:p>
         </w:tc>
@@ -1555,6 +1709,43 @@
           <w:szCs w:val="22"/>
         </w:rPr>
         <w:t xml:space="preserve">.</w:t>
+      </w:r>
+    </w:p>
+    <w:p>
+      <w:pPr>
+        <w:keepLines/>
+        <w:spacing w:after="260" w:before="200"/>
+      </w:pPr>
+      <w:r>
+        <w:rPr>
+          <w:b/>
+          <w:bCs/>
+          <w:color w:val="12355B"/>
+          <w:sz w:val="22"/>
+          <w:szCs w:val="22"/>
+        </w:rPr>
+        <w:t xml:space="preserve">7.  </w:t>
+      </w:r>
+      <w:r>
+        <w:rPr>
+          <w:sz w:val="22"/>
+          <w:szCs w:val="22"/>
+        </w:rPr>
+        <w:t xml:space="preserve">Division is the </w:t>
+      </w:r>
+      <w:r>
+        <w:rPr>
+          <w:sz w:val="22"/>
+          <w:szCs w:val="22"/>
+        </w:rPr>
+        <w:t xml:space="preserve">________________</w:t>
+      </w:r>
+      <w:r>
+        <w:rPr>
+          <w:sz w:val="22"/>
+          <w:szCs w:val="22"/>
+        </w:rPr>
+        <w:t xml:space="preserve"> of multiplication.</w:t>
       </w:r>
     </w:p>
     <w:p>
@@ -2624,7 +2815,7 @@
           <w:sz w:val="20"/>
           <w:szCs w:val="20"/>
         </w:rPr>
-        <w:t xml:space="preserve">A)  $40</w:t>
+        <w:t xml:space="preserve">A)  $10</w:t>
       </w:r>
     </w:p>
     <w:p>
@@ -2637,7 +2828,7 @@
           <w:sz w:val="20"/>
           <w:szCs w:val="20"/>
         </w:rPr>
-        <w:t xml:space="preserve">B)  $10</w:t>
+        <w:t xml:space="preserve">B)  $25</w:t>
       </w:r>
     </w:p>
     <w:p>
@@ -2650,7 +2841,7 @@
           <w:sz w:val="20"/>
           <w:szCs w:val="20"/>
         </w:rPr>
-        <w:t xml:space="preserve">C)  $25</w:t>
+        <w:t xml:space="preserve">C)  $40</w:t>
       </w:r>
     </w:p>
     <w:p>
@@ -2731,7 +2922,7 @@
           <w:sz w:val="21"/>
           <w:szCs w:val="21"/>
         </w:rPr>
-        <w:t xml:space="preserve">A. $40</w:t>
+        <w:t xml:space="preserve">C. $40</w:t>
       </w:r>
     </w:p>
     <w:p>
@@ -2827,7 +3018,7 @@
           <w:sz w:val="20"/>
           <w:szCs w:val="20"/>
         </w:rPr>
-        <w:t xml:space="preserve">B)  25n = 30</w:t>
+        <w:t xml:space="preserve">B)  n = 0.25 × 30</w:t>
       </w:r>
     </w:p>
     <w:p>
@@ -2840,7 +3031,7 @@
           <w:sz w:val="20"/>
           <w:szCs w:val="20"/>
         </w:rPr>
-        <w:t xml:space="preserve">C)  n = 0.25 × 30</w:t>
+        <w:t xml:space="preserve">C)  25n = 30</w:t>
       </w:r>
     </w:p>
     <w:p>
@@ -3583,7 +3774,7 @@
           <w:sz w:val="20"/>
           <w:szCs w:val="20"/>
         </w:rPr>
-        <w:t xml:space="preserve">A)  $38,000</w:t>
+        <w:t xml:space="preserve">A)  $18,620</w:t>
       </w:r>
     </w:p>
     <w:p>
@@ -3596,7 +3787,7 @@
           <w:sz w:val="20"/>
           <w:szCs w:val="20"/>
         </w:rPr>
-        <w:t xml:space="preserve">B)  $18,620</w:t>
+        <w:t xml:space="preserve">B)  $26,670</w:t>
       </w:r>
     </w:p>
     <w:p>
@@ -3609,7 +3800,7 @@
           <w:sz w:val="20"/>
           <w:szCs w:val="20"/>
         </w:rPr>
-        <w:t xml:space="preserve">C)  $26,670</w:t>
+        <w:t xml:space="preserve">C)  $38,000</w:t>
       </w:r>
     </w:p>
     <w:p>
@@ -3713,7 +3904,7 @@
           <w:sz w:val="20"/>
           <w:szCs w:val="20"/>
         </w:rPr>
-        <w:t xml:space="preserve">A)  18 is the part, 30% is the percent, the class size is the whole</w:t>
+        <w:t xml:space="preserve">A)  18 is the whole, 30% is the part</w:t>
       </w:r>
     </w:p>
     <w:p>
@@ -3726,7 +3917,7 @@
           <w:sz w:val="20"/>
           <w:szCs w:val="20"/>
         </w:rPr>
-        <w:t xml:space="preserve">B)  18 is the whole, 30% is the part</w:t>
+        <w:t xml:space="preserve">B)  30 is the part, 18 is the percent</w:t>
       </w:r>
     </w:p>
     <w:p>
@@ -3739,7 +3930,7 @@
           <w:sz w:val="20"/>
           <w:szCs w:val="20"/>
         </w:rPr>
-        <w:t xml:space="preserve">C)  30 is the part, 18 is the percent</w:t>
+        <w:t xml:space="preserve">C)  The class size is the part</w:t>
       </w:r>
     </w:p>
     <w:p>
@@ -3752,7 +3943,7 @@
           <w:sz w:val="20"/>
           <w:szCs w:val="20"/>
         </w:rPr>
-        <w:t xml:space="preserve">D)  The class size is the part</w:t>
+        <w:t xml:space="preserve">D)  18 is the part, 30% is the percent, the class size is the whole</w:t>
       </w:r>
     </w:p>
     <w:p>
@@ -3876,7 +4067,7 @@
           <w:sz w:val="21"/>
           <w:szCs w:val="21"/>
         </w:rPr>
-        <w:t xml:space="preserve">A)  $70, because 42 ÷ 0.6 = 70</w:t>
+        <w:t xml:space="preserve">A)  $25.20, because 0.6 × 42 = 25.20</w:t>
       </w:r>
     </w:p>
     <w:p>
@@ -3889,7 +4080,7 @@
           <w:sz w:val="21"/>
           <w:szCs w:val="21"/>
         </w:rPr>
-        <w:t xml:space="preserve">B)  $25.20, because 0.6 × 42 = 25.20</w:t>
+        <w:t xml:space="preserve">B)  $60, because the percent is 60</w:t>
       </w:r>
     </w:p>
     <w:p>
@@ -3902,7 +4093,7 @@
           <w:sz w:val="21"/>
           <w:szCs w:val="21"/>
         </w:rPr>
-        <w:t xml:space="preserve">C)  $102, because 42 + 60 = 102</w:t>
+        <w:t xml:space="preserve">C)  $70, because 42 ÷ 0.6 = 70</w:t>
       </w:r>
     </w:p>
     <w:p>
@@ -3915,7 +4106,7 @@
           <w:sz w:val="21"/>
           <w:szCs w:val="21"/>
         </w:rPr>
-        <w:t xml:space="preserve">D)  $60, because the percent is 60</w:t>
+        <w:t xml:space="preserve">D)  $102, because 42 + 60 = 102</w:t>
       </w:r>
     </w:p>
     <w:p>
@@ -4107,6 +4298,27 @@
     </w:p>
     <w:p>
       <w:pPr>
+        <w:spacing w:after="80"/>
+      </w:pPr>
+      <w:r>
+        <w:rPr>
+          <w:b/>
+          <w:bCs/>
+          <w:sz w:val="21"/>
+          <w:szCs w:val="21"/>
+        </w:rPr>
+        <w:t xml:space="preserve">Notes 7:  </w:t>
+      </w:r>
+      <w:r>
+        <w:rPr>
+          <w:sz w:val="21"/>
+          <w:szCs w:val="21"/>
+        </w:rPr>
+        <w:t xml:space="preserve">Inverse operation</w:t>
+      </w:r>
+    </w:p>
+    <w:p>
+      <w:pPr>
         <w:pStyle w:val="Heading2"/>
         <w:spacing w:after="80" w:before="180"/>
       </w:pPr>
@@ -4139,7 +4351,7 @@
           <w:sz w:val="21"/>
           <w:szCs w:val="21"/>
         </w:rPr>
-        <w:t xml:space="preserve">A. $40</w:t>
+        <w:t xml:space="preserve">C. $40</w:t>
       </w:r>
     </w:p>
     <w:p>
@@ -4269,7 +4481,7 @@
           <w:sz w:val="21"/>
           <w:szCs w:val="21"/>
         </w:rPr>
-        <w:t xml:space="preserve">A)  500 minutes</w:t>
+        <w:t xml:space="preserve">C)  500 minutes</w:t>
       </w:r>
       <w:r>
         <w:rPr>
@@ -4347,7 +4559,7 @@
           <w:sz w:val="21"/>
           <w:szCs w:val="21"/>
         </w:rPr>
-        <w:t xml:space="preserve">A)  $38,000</w:t>
+        <w:t xml:space="preserve">C)  $38,000</w:t>
       </w:r>
       <w:r>
         <w:rPr>
@@ -4378,7 +4590,7 @@
           <w:sz w:val="21"/>
           <w:szCs w:val="21"/>
         </w:rPr>
-        <w:t xml:space="preserve">A)  18 is the part, 30% is the percent, the class size is the whole</w:t>
+        <w:t xml:space="preserve">D)  18 is the part, 30% is the percent, the class size is the whole</w:t>
       </w:r>
       <w:r>
         <w:rPr>
@@ -4456,7 +4668,7 @@
           <w:sz w:val="21"/>
           <w:szCs w:val="21"/>
         </w:rPr>
-        <w:t xml:space="preserve">A)  $70, because 42 ÷ 0.6 = 70</w:t>
+        <w:t xml:space="preserve">C)  $70, because 42 ÷ 0.6 = 70</w:t>
       </w:r>
       <w:r>
         <w:rPr>

--- a/lessons/4-5/downloads/4-5-notes-teacher-l2.docx
+++ b/lessons/4-5/downloads/4-5-notes-teacher-l2.docx
@@ -264,25 +264,141 @@
           <w:sz w:val="19"/>
           <w:szCs w:val="19"/>
         </w:rPr>
-        <w:t xml:space="preserve">Look at the picture, read the word, then read what it means.</w:t>
+        <w:t xml:space="preserve">Review each concept term, definition, non-example, and visual clue.</w:t>
       </w:r>
     </w:p>
     <w:tbl>
       <w:tblPr>
-        <w:tblW w:type="pct" w:w="100%"/>
+        <w:tblW w:type="dxa" w:w="9360"/>
         <w:tblBorders>
-          <w:top w:val="none" w:color="FFFFFF" w:sz="0"/>
-          <w:left w:val="none" w:color="FFFFFF" w:sz="0"/>
-          <w:bottom w:val="single" w:color="C7D2DD" w:sz="4"/>
-          <w:right w:val="none" w:color="FFFFFF" w:sz="0"/>
-          <w:insideH w:val="none" w:color="FFFFFF" w:sz="0"/>
-          <w:insideV w:val="none" w:color="FFFFFF" w:sz="0"/>
+          <w:top w:val="single" w:color="C7D2DD" w:sz="6"/>
+          <w:left w:val="single" w:color="C7D2DD" w:sz="6"/>
+          <w:bottom w:val="single" w:color="C7D2DD" w:sz="6"/>
+          <w:right w:val="single" w:color="C7D2DD" w:sz="6"/>
+          <w:insideH w:val="single" w:color="C7D2DD" w:sz="6"/>
+          <w:insideV w:val="single" w:color="C7D2DD" w:sz="6"/>
         </w:tblBorders>
       </w:tblPr>
       <w:tblGrid>
         <w:gridCol w:w="1800"/>
-        <w:gridCol w:w="7560"/>
+        <w:gridCol w:w="3160"/>
+        <w:gridCol w:w="2200"/>
+        <w:gridCol w:w="2200"/>
       </w:tblGrid>
+      <w:tr>
+        <w:trPr>
+          <w:cantSplit/>
+          <w:tblHeader/>
+        </w:trPr>
+        <w:tc>
+          <w:tcPr>
+            <w:tcW w:type="dxa" w:w="1800"/>
+            <w:shd w:fill="EEF4F8" w:color="auto" w:val="clear"/>
+            <w:tcMar>
+              <w:top w:type="dxa" w:w="80"/>
+              <w:left w:type="dxa" w:w="100"/>
+              <w:bottom w:type="dxa" w:w="80"/>
+              <w:right w:type="dxa" w:w="100"/>
+            </w:tcMar>
+          </w:tcPr>
+          <w:p>
+            <w:pPr>
+              <w:spacing w:after="0"/>
+            </w:pPr>
+            <w:r>
+              <w:rPr>
+                <w:b/>
+                <w:bCs/>
+                <w:color w:val="12355B"/>
+                <w:sz w:val="19"/>
+                <w:szCs w:val="19"/>
+              </w:rPr>
+              <w:t xml:space="preserve">Concept Term</w:t>
+            </w:r>
+          </w:p>
+        </w:tc>
+        <w:tc>
+          <w:tcPr>
+            <w:tcW w:type="dxa" w:w="3160"/>
+            <w:shd w:fill="EEF4F8" w:color="auto" w:val="clear"/>
+            <w:tcMar>
+              <w:top w:type="dxa" w:w="80"/>
+              <w:left w:type="dxa" w:w="100"/>
+              <w:bottom w:type="dxa" w:w="80"/>
+              <w:right w:type="dxa" w:w="100"/>
+            </w:tcMar>
+          </w:tcPr>
+          <w:p>
+            <w:pPr>
+              <w:spacing w:after="0"/>
+            </w:pPr>
+            <w:r>
+              <w:rPr>
+                <w:b/>
+                <w:bCs/>
+                <w:color w:val="12355B"/>
+                <w:sz w:val="19"/>
+                <w:szCs w:val="19"/>
+              </w:rPr>
+              <w:t xml:space="preserve">Student-Friendly Definition</w:t>
+            </w:r>
+          </w:p>
+        </w:tc>
+        <w:tc>
+          <w:tcPr>
+            <w:tcW w:type="dxa" w:w="2200"/>
+            <w:shd w:fill="EEF4F8" w:color="auto" w:val="clear"/>
+            <w:tcMar>
+              <w:top w:type="dxa" w:w="80"/>
+              <w:left w:type="dxa" w:w="100"/>
+              <w:bottom w:type="dxa" w:w="80"/>
+              <w:right w:type="dxa" w:w="100"/>
+            </w:tcMar>
+          </w:tcPr>
+          <w:p>
+            <w:pPr>
+              <w:spacing w:after="0"/>
+            </w:pPr>
+            <w:r>
+              <w:rPr>
+                <w:b/>
+                <w:bCs/>
+                <w:color w:val="12355B"/>
+                <w:sz w:val="19"/>
+                <w:szCs w:val="19"/>
+              </w:rPr>
+              <w:t xml:space="preserve">Non-Example</w:t>
+            </w:r>
+          </w:p>
+        </w:tc>
+        <w:tc>
+          <w:tcPr>
+            <w:tcW w:type="dxa" w:w="2200"/>
+            <w:shd w:fill="EEF4F8" w:color="auto" w:val="clear"/>
+            <w:tcMar>
+              <w:top w:type="dxa" w:w="80"/>
+              <w:left w:type="dxa" w:w="100"/>
+              <w:bottom w:type="dxa" w:w="80"/>
+              <w:right w:type="dxa" w:w="100"/>
+            </w:tcMar>
+          </w:tcPr>
+          <w:p>
+            <w:pPr>
+              <w:spacing w:after="0"/>
+            </w:pPr>
+            <w:r>
+              <w:rPr>
+                <w:b/>
+                <w:bCs/>
+                <w:color w:val="12355B"/>
+                <w:sz w:val="19"/>
+                <w:szCs w:val="19"/>
+              </w:rPr>
+              <w:t xml:space="preserve">Visual Clue</w:t>
+            </w:r>
+          </w:p>
+        </w:tc>
+      </w:tr>
       <w:tr>
         <w:trPr>
           <w:cantSplit/>
@@ -291,22 +407,126 @@
           <w:tcPr>
             <w:tcW w:type="dxa" w:w="1800"/>
             <w:tcMar>
-              <w:top w:type="dxa" w:w="100"/>
-              <w:left w:type="dxa" w:w="40"/>
-              <w:bottom w:type="dxa" w:w="100"/>
-              <w:right w:type="dxa" w:w="120"/>
+              <w:top w:type="dxa" w:w="80"/>
+              <w:left w:type="dxa" w:w="100"/>
+              <w:bottom w:type="dxa" w:w="80"/>
+              <w:right w:type="dxa" w:w="100"/>
             </w:tcMar>
-            <w:vAlign w:val="center"/>
+            <w:vAlign w:val="top"/>
           </w:tcPr>
           <w:p>
             <w:pPr>
+              <w:spacing w:after="30"/>
+            </w:pPr>
+            <w:r>
+              <w:rPr>
+                <w:b/>
+                <w:bCs/>
+                <w:color w:val="12355B"/>
+                <w:sz w:val="21"/>
+                <w:szCs w:val="21"/>
+              </w:rPr>
+              <w:t xml:space="preserve">Determine the Whole Given the Part and Percent</w:t>
+            </w:r>
+          </w:p>
+          <w:p>
+            <w:pPr>
               <w:spacing w:after="0"/>
+            </w:pPr>
+            <w:r>
+              <w:rPr>
+                <w:i/>
+                <w:iCs/>
+                <w:color w:val="5F6F80"/>
+                <w:sz w:val="18"/>
+                <w:szCs w:val="18"/>
+              </w:rPr>
+              <w:t xml:space="preserve">Hallar el total dados la parte y el porcentaje</w:t>
+            </w:r>
+          </w:p>
+        </w:tc>
+        <w:tc>
+          <w:tcPr>
+            <w:tcW w:type="dxa" w:w="3160"/>
+            <w:tcMar>
+              <w:top w:type="dxa" w:w="80"/>
+              <w:left w:type="dxa" w:w="100"/>
+              <w:bottom w:type="dxa" w:w="80"/>
+              <w:right w:type="dxa" w:w="100"/>
+            </w:tcMar>
+            <w:vAlign w:val="top"/>
+          </w:tcPr>
+          <w:p>
+            <w:pPr>
+              <w:spacing w:after="0"/>
+            </w:pPr>
+            <w:r>
+              <w:rPr>
+                <w:sz w:val="20"/>
+                <w:szCs w:val="20"/>
+              </w:rPr>
+              <w:t xml:space="preserve">Working backwards from a part and its percent to find the whole amount it came from.</w:t>
+            </w:r>
+          </w:p>
+        </w:tc>
+        <w:tc>
+          <w:tcPr>
+            <w:tcW w:type="dxa" w:w="2200"/>
+            <w:tcMar>
+              <w:top w:type="dxa" w:w="80"/>
+              <w:left w:type="dxa" w:w="100"/>
+              <w:bottom w:type="dxa" w:w="80"/>
+              <w:right w:type="dxa" w:w="100"/>
+            </w:tcMar>
+            <w:vAlign w:val="top"/>
+          </w:tcPr>
+          <w:p>
+            <w:pPr>
+              <w:spacing w:after="40"/>
+            </w:pPr>
+            <w:r>
+              <w:rPr>
+                <w:i/>
+                <w:iCs/>
+                <w:color w:val="5F6F80"/>
+                <w:sz w:val="19"/>
+                <w:szCs w:val="19"/>
+              </w:rPr>
+              <w:t xml:space="preserve">Not Determine the Whole Given the Part and Percent: write a counter-example that breaks the definition.</w:t>
+            </w:r>
+          </w:p>
+          <w:p>
+            <w:pPr>
+              <w:pBdr>
+                <w:bottom w:val="single" w:color="AFBECC" w:sz="6"/>
+              </w:pBdr>
+              <w:spacing w:after="30" w:before="150"/>
+            </w:pPr>
+            <w:r>
+              <w:t xml:space="preserve"/>
+            </w:r>
+          </w:p>
+        </w:tc>
+        <w:tc>
+          <w:tcPr>
+            <w:tcW w:type="dxa" w:w="2200"/>
+            <w:tcMar>
+              <w:top w:type="dxa" w:w="80"/>
+              <w:left w:type="dxa" w:w="100"/>
+              <w:bottom w:type="dxa" w:w="80"/>
+              <w:right w:type="dxa" w:w="100"/>
+            </w:tcMar>
+            <w:vAlign w:val="top"/>
+          </w:tcPr>
+          <w:p>
+            <w:pPr>
+              <w:spacing w:after="40"/>
               <w:jc w:val="center"/>
             </w:pPr>
             <w:r>
               <w:drawing>
                 <wp:inline distT="0" distB="0" distL="0" distR="0">
-                  <wp:extent cx="1047750" cy="790575"/>
+                  <wp:extent cx="876300" cy="657225"/>
                   <wp:effectExtent t="0" r="0" b="0" l="0"/>
                   <wp:docPr id="1" name="" descr="" title=""/>
                   <wp:cNvGraphicFramePr>
@@ -331,7 +551,7 @@
                         <pic:spPr bwMode="auto">
                           <a:xfrm>
                             <a:off x="0" y="0"/>
-                            <a:ext cx="1047750" cy="790575"/>
+                            <a:ext cx="876300" cy="657225"/>
                           </a:xfrm>
                           <a:prstGeom prst="rect">
                             <a:avLst/>
@@ -344,69 +564,10 @@
               </w:drawing>
             </w:r>
           </w:p>
-        </w:tc>
-        <w:tc>
-          <w:tcPr>
-            <w:tcW w:type="dxa" w:w="7560"/>
-            <w:tcMar>
-              <w:top w:type="dxa" w:w="100"/>
-              <w:left w:type="dxa" w:w="40"/>
-              <w:bottom w:type="dxa" w:w="100"/>
-              <w:right w:type="dxa" w:w="40"/>
-            </w:tcMar>
-            <w:vAlign w:val="center"/>
-          </w:tcPr>
-          <w:p>
-            <w:pPr>
-              <w:spacing w:after="50"/>
-            </w:pPr>
-            <w:r>
-              <w:rPr>
-                <w:b/>
-                <w:bCs/>
-                <w:color w:val="12355B"/>
-                <w:sz w:val="24"/>
-                <w:szCs w:val="24"/>
-              </w:rPr>
-              <w:t xml:space="preserve">Determine the Whole Given the Part and Percent</w:t>
-            </w:r>
-            <w:r>
-              <w:rPr>
-                <w:i/>
-                <w:iCs/>
-                <w:color w:val="5F6F80"/>
-                <w:sz w:val="19"/>
-                <w:szCs w:val="19"/>
-              </w:rPr>
-              <w:t xml:space="preserve">   Hallar el total dados la parte y el porcentaje</w:t>
-            </w:r>
-          </w:p>
-          <w:p>
-            <w:pPr>
-              <w:spacing w:after="40"/>
-            </w:pPr>
-            <w:r>
-              <w:rPr>
-                <w:sz w:val="21"/>
-                <w:szCs w:val="21"/>
-              </w:rPr>
-              <w:t xml:space="preserve">Working backwards from a part and its percent to find the whole amount it came from.</w:t>
-            </w:r>
-          </w:p>
           <w:p>
             <w:pPr>
               <w:spacing w:after="0"/>
             </w:pPr>
-            <w:r>
-              <w:rPr>
-                <w:b/>
-                <w:bCs/>
-                <w:color w:val="1FA6A2"/>
-                <w:sz w:val="18"/>
-                <w:szCs w:val="18"/>
-              </w:rPr>
-              <w:t xml:space="preserve">Example:  </w:t>
-            </w:r>
             <w:r>
               <w:rPr>
                 <w:i/>
@@ -420,23 +581,6 @@
           </w:p>
         </w:tc>
       </w:tr>
-    </w:tbl>
-    <w:tbl>
-      <w:tblPr>
-        <w:tblW w:type="pct" w:w="100%"/>
-        <w:tblBorders>
-          <w:top w:val="none" w:color="FFFFFF" w:sz="0"/>
-          <w:left w:val="none" w:color="FFFFFF" w:sz="0"/>
-          <w:bottom w:val="single" w:color="C7D2DD" w:sz="4"/>
-          <w:right w:val="none" w:color="FFFFFF" w:sz="0"/>
-          <w:insideH w:val="none" w:color="FFFFFF" w:sz="0"/>
-          <w:insideV w:val="none" w:color="FFFFFF" w:sz="0"/>
-        </w:tblBorders>
-      </w:tblPr>
-      <w:tblGrid>
-        <w:gridCol w:w="1800"/>
-        <w:gridCol w:w="7560"/>
-      </w:tblGrid>
       <w:tr>
         <w:trPr>
           <w:cantSplit/>
@@ -445,22 +589,126 @@
           <w:tcPr>
             <w:tcW w:type="dxa" w:w="1800"/>
             <w:tcMar>
-              <w:top w:type="dxa" w:w="100"/>
-              <w:left w:type="dxa" w:w="40"/>
-              <w:bottom w:type="dxa" w:w="100"/>
-              <w:right w:type="dxa" w:w="120"/>
+              <w:top w:type="dxa" w:w="80"/>
+              <w:left w:type="dxa" w:w="100"/>
+              <w:bottom w:type="dxa" w:w="80"/>
+              <w:right w:type="dxa" w:w="100"/>
             </w:tcMar>
-            <w:vAlign w:val="center"/>
+            <w:vAlign w:val="top"/>
           </w:tcPr>
           <w:p>
             <w:pPr>
+              <w:spacing w:after="30"/>
+            </w:pPr>
+            <w:r>
+              <w:rPr>
+                <w:b/>
+                <w:bCs/>
+                <w:color w:val="12355B"/>
+                <w:sz w:val="21"/>
+                <w:szCs w:val="21"/>
+              </w:rPr>
+              <w:t xml:space="preserve">Part</w:t>
+            </w:r>
+          </w:p>
+          <w:p>
+            <w:pPr>
               <w:spacing w:after="0"/>
+            </w:pPr>
+            <w:r>
+              <w:rPr>
+                <w:i/>
+                <w:iCs/>
+                <w:color w:val="5F6F80"/>
+                <w:sz w:val="18"/>
+                <w:szCs w:val="18"/>
+              </w:rPr>
+              <w:t xml:space="preserve">Parte</w:t>
+            </w:r>
+          </w:p>
+        </w:tc>
+        <w:tc>
+          <w:tcPr>
+            <w:tcW w:type="dxa" w:w="3160"/>
+            <w:tcMar>
+              <w:top w:type="dxa" w:w="80"/>
+              <w:left w:type="dxa" w:w="100"/>
+              <w:bottom w:type="dxa" w:w="80"/>
+              <w:right w:type="dxa" w:w="100"/>
+            </w:tcMar>
+            <w:vAlign w:val="top"/>
+          </w:tcPr>
+          <w:p>
+            <w:pPr>
+              <w:spacing w:after="0"/>
+            </w:pPr>
+            <w:r>
+              <w:rPr>
+                <w:sz w:val="20"/>
+                <w:szCs w:val="20"/>
+              </w:rPr>
+              <w:t xml:space="preserve">The amount you already know — the piece of the whole that the percent describes.</w:t>
+            </w:r>
+          </w:p>
+        </w:tc>
+        <w:tc>
+          <w:tcPr>
+            <w:tcW w:type="dxa" w:w="2200"/>
+            <w:tcMar>
+              <w:top w:type="dxa" w:w="80"/>
+              <w:left w:type="dxa" w:w="100"/>
+              <w:bottom w:type="dxa" w:w="80"/>
+              <w:right w:type="dxa" w:w="100"/>
+            </w:tcMar>
+            <w:vAlign w:val="top"/>
+          </w:tcPr>
+          <w:p>
+            <w:pPr>
+              <w:spacing w:after="40"/>
+            </w:pPr>
+            <w:r>
+              <w:rPr>
+                <w:i/>
+                <w:iCs/>
+                <w:color w:val="5F6F80"/>
+                <w:sz w:val="19"/>
+                <w:szCs w:val="19"/>
+              </w:rPr>
+              <w:t xml:space="preserve">Not Part: write a counter-example that breaks the definition.</w:t>
+            </w:r>
+          </w:p>
+          <w:p>
+            <w:pPr>
+              <w:pBdr>
+                <w:bottom w:val="single" w:color="AFBECC" w:sz="6"/>
+              </w:pBdr>
+              <w:spacing w:after="30" w:before="150"/>
+            </w:pPr>
+            <w:r>
+              <w:t xml:space="preserve"/>
+            </w:r>
+          </w:p>
+        </w:tc>
+        <w:tc>
+          <w:tcPr>
+            <w:tcW w:type="dxa" w:w="2200"/>
+            <w:tcMar>
+              <w:top w:type="dxa" w:w="80"/>
+              <w:left w:type="dxa" w:w="100"/>
+              <w:bottom w:type="dxa" w:w="80"/>
+              <w:right w:type="dxa" w:w="100"/>
+            </w:tcMar>
+            <w:vAlign w:val="top"/>
+          </w:tcPr>
+          <w:p>
+            <w:pPr>
+              <w:spacing w:after="40"/>
               <w:jc w:val="center"/>
             </w:pPr>
             <w:r>
               <w:drawing>
                 <wp:inline distT="0" distB="0" distL="0" distR="0">
-                  <wp:extent cx="1047750" cy="790575"/>
+                  <wp:extent cx="876300" cy="657225"/>
                   <wp:effectExtent t="0" r="0" b="0" l="0"/>
                   <wp:docPr id="1" name="" descr="" title=""/>
                   <wp:cNvGraphicFramePr>
@@ -485,7 +733,7 @@
                         <pic:spPr bwMode="auto">
                           <a:xfrm>
                             <a:off x="0" y="0"/>
-                            <a:ext cx="1047750" cy="790575"/>
+                            <a:ext cx="876300" cy="657225"/>
                           </a:xfrm>
                           <a:prstGeom prst="rect">
                             <a:avLst/>
@@ -498,69 +746,10 @@
               </w:drawing>
             </w:r>
           </w:p>
-        </w:tc>
-        <w:tc>
-          <w:tcPr>
-            <w:tcW w:type="dxa" w:w="7560"/>
-            <w:tcMar>
-              <w:top w:type="dxa" w:w="100"/>
-              <w:left w:type="dxa" w:w="40"/>
-              <w:bottom w:type="dxa" w:w="100"/>
-              <w:right w:type="dxa" w:w="40"/>
-            </w:tcMar>
-            <w:vAlign w:val="center"/>
-          </w:tcPr>
-          <w:p>
-            <w:pPr>
-              <w:spacing w:after="50"/>
-            </w:pPr>
-            <w:r>
-              <w:rPr>
-                <w:b/>
-                <w:bCs/>
-                <w:color w:val="12355B"/>
-                <w:sz w:val="24"/>
-                <w:szCs w:val="24"/>
-              </w:rPr>
-              <w:t xml:space="preserve">Part</w:t>
-            </w:r>
-            <w:r>
-              <w:rPr>
-                <w:i/>
-                <w:iCs/>
-                <w:color w:val="5F6F80"/>
-                <w:sz w:val="19"/>
-                <w:szCs w:val="19"/>
-              </w:rPr>
-              <w:t xml:space="preserve">   Parte</w:t>
-            </w:r>
-          </w:p>
-          <w:p>
-            <w:pPr>
-              <w:spacing w:after="40"/>
-            </w:pPr>
-            <w:r>
-              <w:rPr>
-                <w:sz w:val="21"/>
-                <w:szCs w:val="21"/>
-              </w:rPr>
-              <w:t xml:space="preserve">The amount you already know — the piece of the whole that the percent describes.</w:t>
-            </w:r>
-          </w:p>
           <w:p>
             <w:pPr>
               <w:spacing w:after="0"/>
             </w:pPr>
-            <w:r>
-              <w:rPr>
-                <w:b/>
-                <w:bCs/>
-                <w:color w:val="1FA6A2"/>
-                <w:sz w:val="18"/>
-                <w:szCs w:val="18"/>
-              </w:rPr>
-              <w:t xml:space="preserve">Example:  </w:t>
-            </w:r>
             <w:r>
               <w:rPr>
                 <w:i/>
@@ -574,23 +763,6 @@
           </w:p>
         </w:tc>
       </w:tr>
-    </w:tbl>
-    <w:tbl>
-      <w:tblPr>
-        <w:tblW w:type="pct" w:w="100%"/>
-        <w:tblBorders>
-          <w:top w:val="none" w:color="FFFFFF" w:sz="0"/>
-          <w:left w:val="none" w:color="FFFFFF" w:sz="0"/>
-          <w:bottom w:val="single" w:color="C7D2DD" w:sz="4"/>
-          <w:right w:val="none" w:color="FFFFFF" w:sz="0"/>
-          <w:insideH w:val="none" w:color="FFFFFF" w:sz="0"/>
-          <w:insideV w:val="none" w:color="FFFFFF" w:sz="0"/>
-        </w:tblBorders>
-      </w:tblPr>
-      <w:tblGrid>
-        <w:gridCol w:w="1800"/>
-        <w:gridCol w:w="7560"/>
-      </w:tblGrid>
       <w:tr>
         <w:trPr>
           <w:cantSplit/>
@@ -599,22 +771,126 @@
           <w:tcPr>
             <w:tcW w:type="dxa" w:w="1800"/>
             <w:tcMar>
-              <w:top w:type="dxa" w:w="100"/>
-              <w:left w:type="dxa" w:w="40"/>
-              <w:bottom w:type="dxa" w:w="100"/>
-              <w:right w:type="dxa" w:w="120"/>
+              <w:top w:type="dxa" w:w="80"/>
+              <w:left w:type="dxa" w:w="100"/>
+              <w:bottom w:type="dxa" w:w="80"/>
+              <w:right w:type="dxa" w:w="100"/>
             </w:tcMar>
-            <w:vAlign w:val="center"/>
+            <w:vAlign w:val="top"/>
           </w:tcPr>
           <w:p>
             <w:pPr>
+              <w:spacing w:after="30"/>
+            </w:pPr>
+            <w:r>
+              <w:rPr>
+                <w:b/>
+                <w:bCs/>
+                <w:color w:val="12355B"/>
+                <w:sz w:val="21"/>
+                <w:szCs w:val="21"/>
+              </w:rPr>
+              <w:t xml:space="preserve">Whole</w:t>
+            </w:r>
+          </w:p>
+          <w:p>
+            <w:pPr>
               <w:spacing w:after="0"/>
+            </w:pPr>
+            <w:r>
+              <w:rPr>
+                <w:i/>
+                <w:iCs/>
+                <w:color w:val="5F6F80"/>
+                <w:sz w:val="18"/>
+                <w:szCs w:val="18"/>
+              </w:rPr>
+              <w:t xml:space="preserve">Total</w:t>
+            </w:r>
+          </w:p>
+        </w:tc>
+        <w:tc>
+          <w:tcPr>
+            <w:tcW w:type="dxa" w:w="3160"/>
+            <w:tcMar>
+              <w:top w:type="dxa" w:w="80"/>
+              <w:left w:type="dxa" w:w="100"/>
+              <w:bottom w:type="dxa" w:w="80"/>
+              <w:right w:type="dxa" w:w="100"/>
+            </w:tcMar>
+            <w:vAlign w:val="top"/>
+          </w:tcPr>
+          <w:p>
+            <w:pPr>
+              <w:spacing w:after="0"/>
+            </w:pPr>
+            <w:r>
+              <w:rPr>
+                <w:sz w:val="20"/>
+                <w:szCs w:val="20"/>
+              </w:rPr>
+              <w:t xml:space="preserve">The full amount the percent is measured against. The whole is always 100%.</w:t>
+            </w:r>
+          </w:p>
+        </w:tc>
+        <w:tc>
+          <w:tcPr>
+            <w:tcW w:type="dxa" w:w="2200"/>
+            <w:tcMar>
+              <w:top w:type="dxa" w:w="80"/>
+              <w:left w:type="dxa" w:w="100"/>
+              <w:bottom w:type="dxa" w:w="80"/>
+              <w:right w:type="dxa" w:w="100"/>
+            </w:tcMar>
+            <w:vAlign w:val="top"/>
+          </w:tcPr>
+          <w:p>
+            <w:pPr>
+              <w:spacing w:after="40"/>
+            </w:pPr>
+            <w:r>
+              <w:rPr>
+                <w:i/>
+                <w:iCs/>
+                <w:color w:val="5F6F80"/>
+                <w:sz w:val="19"/>
+                <w:szCs w:val="19"/>
+              </w:rPr>
+              <w:t xml:space="preserve">Not Whole: write a counter-example that breaks the definition.</w:t>
+            </w:r>
+          </w:p>
+          <w:p>
+            <w:pPr>
+              <w:pBdr>
+                <w:bottom w:val="single" w:color="AFBECC" w:sz="6"/>
+              </w:pBdr>
+              <w:spacing w:after="30" w:before="150"/>
+            </w:pPr>
+            <w:r>
+              <w:t xml:space="preserve"/>
+            </w:r>
+          </w:p>
+        </w:tc>
+        <w:tc>
+          <w:tcPr>
+            <w:tcW w:type="dxa" w:w="2200"/>
+            <w:tcMar>
+              <w:top w:type="dxa" w:w="80"/>
+              <w:left w:type="dxa" w:w="100"/>
+              <w:bottom w:type="dxa" w:w="80"/>
+              <w:right w:type="dxa" w:w="100"/>
+            </w:tcMar>
+            <w:vAlign w:val="top"/>
+          </w:tcPr>
+          <w:p>
+            <w:pPr>
+              <w:spacing w:after="40"/>
               <w:jc w:val="center"/>
             </w:pPr>
             <w:r>
               <w:drawing>
                 <wp:inline distT="0" distB="0" distL="0" distR="0">
-                  <wp:extent cx="1047750" cy="790575"/>
+                  <wp:extent cx="876300" cy="657225"/>
                   <wp:effectExtent t="0" r="0" b="0" l="0"/>
                   <wp:docPr id="1" name="" descr="" title=""/>
                   <wp:cNvGraphicFramePr>
@@ -639,7 +915,7 @@
                         <pic:spPr bwMode="auto">
                           <a:xfrm>
                             <a:off x="0" y="0"/>
-                            <a:ext cx="1047750" cy="790575"/>
+                            <a:ext cx="876300" cy="657225"/>
                           </a:xfrm>
                           <a:prstGeom prst="rect">
                             <a:avLst/>
@@ -652,69 +928,10 @@
               </w:drawing>
             </w:r>
           </w:p>
-        </w:tc>
-        <w:tc>
-          <w:tcPr>
-            <w:tcW w:type="dxa" w:w="7560"/>
-            <w:tcMar>
-              <w:top w:type="dxa" w:w="100"/>
-              <w:left w:type="dxa" w:w="40"/>
-              <w:bottom w:type="dxa" w:w="100"/>
-              <w:right w:type="dxa" w:w="40"/>
-            </w:tcMar>
-            <w:vAlign w:val="center"/>
-          </w:tcPr>
-          <w:p>
-            <w:pPr>
-              <w:spacing w:after="50"/>
-            </w:pPr>
-            <w:r>
-              <w:rPr>
-                <w:b/>
-                <w:bCs/>
-                <w:color w:val="12355B"/>
-                <w:sz w:val="24"/>
-                <w:szCs w:val="24"/>
-              </w:rPr>
-              <w:t xml:space="preserve">Whole</w:t>
-            </w:r>
-            <w:r>
-              <w:rPr>
-                <w:i/>
-                <w:iCs/>
-                <w:color w:val="5F6F80"/>
-                <w:sz w:val="19"/>
-                <w:szCs w:val="19"/>
-              </w:rPr>
-              <w:t xml:space="preserve">   Total</w:t>
-            </w:r>
-          </w:p>
-          <w:p>
-            <w:pPr>
-              <w:spacing w:after="40"/>
-            </w:pPr>
-            <w:r>
-              <w:rPr>
-                <w:sz w:val="21"/>
-                <w:szCs w:val="21"/>
-              </w:rPr>
-              <w:t xml:space="preserve">The full amount the percent is measured against. The whole is always 100%.</w:t>
-            </w:r>
-          </w:p>
           <w:p>
             <w:pPr>
               <w:spacing w:after="0"/>
             </w:pPr>
-            <w:r>
-              <w:rPr>
-                <w:b/>
-                <w:bCs/>
-                <w:color w:val="1FA6A2"/>
-                <w:sz w:val="18"/>
-                <w:szCs w:val="18"/>
-              </w:rPr>
-              <w:t xml:space="preserve">Example:  </w:t>
-            </w:r>
             <w:r>
               <w:rPr>
                 <w:i/>
@@ -728,23 +945,6 @@
           </w:p>
         </w:tc>
       </w:tr>
-    </w:tbl>
-    <w:tbl>
-      <w:tblPr>
-        <w:tblW w:type="pct" w:w="100%"/>
-        <w:tblBorders>
-          <w:top w:val="none" w:color="FFFFFF" w:sz="0"/>
-          <w:left w:val="none" w:color="FFFFFF" w:sz="0"/>
-          <w:bottom w:val="single" w:color="C7D2DD" w:sz="4"/>
-          <w:right w:val="none" w:color="FFFFFF" w:sz="0"/>
-          <w:insideH w:val="none" w:color="FFFFFF" w:sz="0"/>
-          <w:insideV w:val="none" w:color="FFFFFF" w:sz="0"/>
-        </w:tblBorders>
-      </w:tblPr>
-      <w:tblGrid>
-        <w:gridCol w:w="1800"/>
-        <w:gridCol w:w="7560"/>
-      </w:tblGrid>
       <w:tr>
         <w:trPr>
           <w:cantSplit/>
@@ -753,22 +953,126 @@
           <w:tcPr>
             <w:tcW w:type="dxa" w:w="1800"/>
             <w:tcMar>
-              <w:top w:type="dxa" w:w="100"/>
-              <w:left w:type="dxa" w:w="40"/>
-              <w:bottom w:type="dxa" w:w="100"/>
-              <w:right w:type="dxa" w:w="120"/>
+              <w:top w:type="dxa" w:w="80"/>
+              <w:left w:type="dxa" w:w="100"/>
+              <w:bottom w:type="dxa" w:w="80"/>
+              <w:right w:type="dxa" w:w="100"/>
             </w:tcMar>
-            <w:vAlign w:val="center"/>
+            <w:vAlign w:val="top"/>
           </w:tcPr>
           <w:p>
             <w:pPr>
+              <w:spacing w:after="30"/>
+            </w:pPr>
+            <w:r>
+              <w:rPr>
+                <w:b/>
+                <w:bCs/>
+                <w:color w:val="12355B"/>
+                <w:sz w:val="21"/>
+                <w:szCs w:val="21"/>
+              </w:rPr>
+              <w:t xml:space="preserve">Double number line</w:t>
+            </w:r>
+          </w:p>
+          <w:p>
+            <w:pPr>
               <w:spacing w:after="0"/>
+            </w:pPr>
+            <w:r>
+              <w:rPr>
+                <w:i/>
+                <w:iCs/>
+                <w:color w:val="5F6F80"/>
+                <w:sz w:val="18"/>
+                <w:szCs w:val="18"/>
+              </w:rPr>
+              <w:t xml:space="preserve">Recta numérica doble</w:t>
+            </w:r>
+          </w:p>
+        </w:tc>
+        <w:tc>
+          <w:tcPr>
+            <w:tcW w:type="dxa" w:w="3160"/>
+            <w:tcMar>
+              <w:top w:type="dxa" w:w="80"/>
+              <w:left w:type="dxa" w:w="100"/>
+              <w:bottom w:type="dxa" w:w="80"/>
+              <w:right w:type="dxa" w:w="100"/>
+            </w:tcMar>
+            <w:vAlign w:val="top"/>
+          </w:tcPr>
+          <w:p>
+            <w:pPr>
+              <w:spacing w:after="0"/>
+            </w:pPr>
+            <w:r>
+              <w:rPr>
+                <w:sz w:val="20"/>
+                <w:szCs w:val="20"/>
+              </w:rPr>
+              <w:t xml:space="preserve">Two lines lined up — dollars on one, percents on the other — so matching marks show the same amount two ways.</w:t>
+            </w:r>
+          </w:p>
+        </w:tc>
+        <w:tc>
+          <w:tcPr>
+            <w:tcW w:type="dxa" w:w="2200"/>
+            <w:tcMar>
+              <w:top w:type="dxa" w:w="80"/>
+              <w:left w:type="dxa" w:w="100"/>
+              <w:bottom w:type="dxa" w:w="80"/>
+              <w:right w:type="dxa" w:w="100"/>
+            </w:tcMar>
+            <w:vAlign w:val="top"/>
+          </w:tcPr>
+          <w:p>
+            <w:pPr>
+              <w:spacing w:after="40"/>
+            </w:pPr>
+            <w:r>
+              <w:rPr>
+                <w:i/>
+                <w:iCs/>
+                <w:color w:val="5F6F80"/>
+                <w:sz w:val="19"/>
+                <w:szCs w:val="19"/>
+              </w:rPr>
+              <w:t xml:space="preserve">Not Double number line: write a counter-example that breaks the definition.</w:t>
+            </w:r>
+          </w:p>
+          <w:p>
+            <w:pPr>
+              <w:pBdr>
+                <w:bottom w:val="single" w:color="AFBECC" w:sz="6"/>
+              </w:pBdr>
+              <w:spacing w:after="30" w:before="150"/>
+            </w:pPr>
+            <w:r>
+              <w:t xml:space="preserve"/>
+            </w:r>
+          </w:p>
+        </w:tc>
+        <w:tc>
+          <w:tcPr>
+            <w:tcW w:type="dxa" w:w="2200"/>
+            <w:tcMar>
+              <w:top w:type="dxa" w:w="80"/>
+              <w:left w:type="dxa" w:w="100"/>
+              <w:bottom w:type="dxa" w:w="80"/>
+              <w:right w:type="dxa" w:w="100"/>
+            </w:tcMar>
+            <w:vAlign w:val="top"/>
+          </w:tcPr>
+          <w:p>
+            <w:pPr>
+              <w:spacing w:after="40"/>
               <w:jc w:val="center"/>
             </w:pPr>
             <w:r>
               <w:drawing>
                 <wp:inline distT="0" distB="0" distL="0" distR="0">
-                  <wp:extent cx="1047750" cy="790575"/>
+                  <wp:extent cx="876300" cy="657225"/>
                   <wp:effectExtent t="0" r="0" b="0" l="0"/>
                   <wp:docPr id="1" name="" descr="" title=""/>
                   <wp:cNvGraphicFramePr>
@@ -793,7 +1097,7 @@
                         <pic:spPr bwMode="auto">
                           <a:xfrm>
                             <a:off x="0" y="0"/>
-                            <a:ext cx="1047750" cy="790575"/>
+                            <a:ext cx="876300" cy="657225"/>
                           </a:xfrm>
                           <a:prstGeom prst="rect">
                             <a:avLst/>
@@ -806,69 +1110,10 @@
               </w:drawing>
             </w:r>
           </w:p>
-        </w:tc>
-        <w:tc>
-          <w:tcPr>
-            <w:tcW w:type="dxa" w:w="7560"/>
-            <w:tcMar>
-              <w:top w:type="dxa" w:w="100"/>
-              <w:left w:type="dxa" w:w="40"/>
-              <w:bottom w:type="dxa" w:w="100"/>
-              <w:right w:type="dxa" w:w="40"/>
-            </w:tcMar>
-            <w:vAlign w:val="center"/>
-          </w:tcPr>
-          <w:p>
-            <w:pPr>
-              <w:spacing w:after="50"/>
-            </w:pPr>
-            <w:r>
-              <w:rPr>
-                <w:b/>
-                <w:bCs/>
-                <w:color w:val="12355B"/>
-                <w:sz w:val="24"/>
-                <w:szCs w:val="24"/>
-              </w:rPr>
-              <w:t xml:space="preserve">Double number line</w:t>
-            </w:r>
-            <w:r>
-              <w:rPr>
-                <w:i/>
-                <w:iCs/>
-                <w:color w:val="5F6F80"/>
-                <w:sz w:val="19"/>
-                <w:szCs w:val="19"/>
-              </w:rPr>
-              <w:t xml:space="preserve">   Recta numérica doble</w:t>
-            </w:r>
-          </w:p>
-          <w:p>
-            <w:pPr>
-              <w:spacing w:after="40"/>
-            </w:pPr>
-            <w:r>
-              <w:rPr>
-                <w:sz w:val="21"/>
-                <w:szCs w:val="21"/>
-              </w:rPr>
-              <w:t xml:space="preserve">Two lines lined up — dollars on one, percents on the other — so matching marks show the same amount two ways.</w:t>
-            </w:r>
-          </w:p>
           <w:p>
             <w:pPr>
               <w:spacing w:after="0"/>
             </w:pPr>
-            <w:r>
-              <w:rPr>
-                <w:b/>
-                <w:bCs/>
-                <w:color w:val="1FA6A2"/>
-                <w:sz w:val="18"/>
-                <w:szCs w:val="18"/>
-              </w:rPr>
-              <w:t xml:space="preserve">Example:  </w:t>
-            </w:r>
             <w:r>
               <w:rPr>
                 <w:i/>
@@ -882,23 +1127,6 @@
           </w:p>
         </w:tc>
       </w:tr>
-    </w:tbl>
-    <w:tbl>
-      <w:tblPr>
-        <w:tblW w:type="pct" w:w="100%"/>
-        <w:tblBorders>
-          <w:top w:val="none" w:color="FFFFFF" w:sz="0"/>
-          <w:left w:val="none" w:color="FFFFFF" w:sz="0"/>
-          <w:bottom w:val="single" w:color="C7D2DD" w:sz="4"/>
-          <w:right w:val="none" w:color="FFFFFF" w:sz="0"/>
-          <w:insideH w:val="none" w:color="FFFFFF" w:sz="0"/>
-          <w:insideV w:val="none" w:color="FFFFFF" w:sz="0"/>
-        </w:tblBorders>
-      </w:tblPr>
-      <w:tblGrid>
-        <w:gridCol w:w="1800"/>
-        <w:gridCol w:w="7560"/>
-      </w:tblGrid>
       <w:tr>
         <w:trPr>
           <w:cantSplit/>
@@ -907,22 +1135,126 @@
           <w:tcPr>
             <w:tcW w:type="dxa" w:w="1800"/>
             <w:tcMar>
-              <w:top w:type="dxa" w:w="100"/>
-              <w:left w:type="dxa" w:w="40"/>
-              <w:bottom w:type="dxa" w:w="100"/>
-              <w:right w:type="dxa" w:w="120"/>
+              <w:top w:type="dxa" w:w="80"/>
+              <w:left w:type="dxa" w:w="100"/>
+              <w:bottom w:type="dxa" w:w="80"/>
+              <w:right w:type="dxa" w:w="100"/>
             </w:tcMar>
-            <w:vAlign w:val="center"/>
+            <w:vAlign w:val="top"/>
           </w:tcPr>
           <w:p>
             <w:pPr>
+              <w:spacing w:after="30"/>
+            </w:pPr>
+            <w:r>
+              <w:rPr>
+                <w:b/>
+                <w:bCs/>
+                <w:color w:val="12355B"/>
+                <w:sz w:val="21"/>
+                <w:szCs w:val="21"/>
+              </w:rPr>
+              <w:t xml:space="preserve">Equation</w:t>
+            </w:r>
+          </w:p>
+          <w:p>
+            <w:pPr>
               <w:spacing w:after="0"/>
+            </w:pPr>
+            <w:r>
+              <w:rPr>
+                <w:i/>
+                <w:iCs/>
+                <w:color w:val="5F6F80"/>
+                <w:sz w:val="18"/>
+                <w:szCs w:val="18"/>
+              </w:rPr>
+              <w:t xml:space="preserve">Ecuación</w:t>
+            </w:r>
+          </w:p>
+        </w:tc>
+        <w:tc>
+          <w:tcPr>
+            <w:tcW w:type="dxa" w:w="3160"/>
+            <w:tcMar>
+              <w:top w:type="dxa" w:w="80"/>
+              <w:left w:type="dxa" w:w="100"/>
+              <w:bottom w:type="dxa" w:w="80"/>
+              <w:right w:type="dxa" w:w="100"/>
+            </w:tcMar>
+            <w:vAlign w:val="top"/>
+          </w:tcPr>
+          <w:p>
+            <w:pPr>
+              <w:spacing w:after="0"/>
+            </w:pPr>
+            <w:r>
+              <w:rPr>
+                <w:sz w:val="20"/>
+                <w:szCs w:val="20"/>
+              </w:rPr>
+              <w:t xml:space="preserve">A math sentence with an equal sign. Here it says percent × whole = part, with the whole unknown.</w:t>
+            </w:r>
+          </w:p>
+        </w:tc>
+        <w:tc>
+          <w:tcPr>
+            <w:tcW w:type="dxa" w:w="2200"/>
+            <w:tcMar>
+              <w:top w:type="dxa" w:w="80"/>
+              <w:left w:type="dxa" w:w="100"/>
+              <w:bottom w:type="dxa" w:w="80"/>
+              <w:right w:type="dxa" w:w="100"/>
+            </w:tcMar>
+            <w:vAlign w:val="top"/>
+          </w:tcPr>
+          <w:p>
+            <w:pPr>
+              <w:spacing w:after="40"/>
+            </w:pPr>
+            <w:r>
+              <w:rPr>
+                <w:i/>
+                <w:iCs/>
+                <w:color w:val="5F6F80"/>
+                <w:sz w:val="19"/>
+                <w:szCs w:val="19"/>
+              </w:rPr>
+              <w:t xml:space="preserve">Not Equation: write a counter-example that breaks the definition.</w:t>
+            </w:r>
+          </w:p>
+          <w:p>
+            <w:pPr>
+              <w:pBdr>
+                <w:bottom w:val="single" w:color="AFBECC" w:sz="6"/>
+              </w:pBdr>
+              <w:spacing w:after="30" w:before="150"/>
+            </w:pPr>
+            <w:r>
+              <w:t xml:space="preserve"/>
+            </w:r>
+          </w:p>
+        </w:tc>
+        <w:tc>
+          <w:tcPr>
+            <w:tcW w:type="dxa" w:w="2200"/>
+            <w:tcMar>
+              <w:top w:type="dxa" w:w="80"/>
+              <w:left w:type="dxa" w:w="100"/>
+              <w:bottom w:type="dxa" w:w="80"/>
+              <w:right w:type="dxa" w:w="100"/>
+            </w:tcMar>
+            <w:vAlign w:val="top"/>
+          </w:tcPr>
+          <w:p>
+            <w:pPr>
+              <w:spacing w:after="40"/>
               <w:jc w:val="center"/>
             </w:pPr>
             <w:r>
               <w:drawing>
                 <wp:inline distT="0" distB="0" distL="0" distR="0">
-                  <wp:extent cx="1047750" cy="790575"/>
+                  <wp:extent cx="876300" cy="657225"/>
                   <wp:effectExtent t="0" r="0" b="0" l="0"/>
                   <wp:docPr id="1" name="" descr="" title=""/>
                   <wp:cNvGraphicFramePr>
@@ -947,7 +1279,7 @@
                         <pic:spPr bwMode="auto">
                           <a:xfrm>
                             <a:off x="0" y="0"/>
-                            <a:ext cx="1047750" cy="790575"/>
+                            <a:ext cx="876300" cy="657225"/>
                           </a:xfrm>
                           <a:prstGeom prst="rect">
                             <a:avLst/>
@@ -960,69 +1292,10 @@
               </w:drawing>
             </w:r>
           </w:p>
-        </w:tc>
-        <w:tc>
-          <w:tcPr>
-            <w:tcW w:type="dxa" w:w="7560"/>
-            <w:tcMar>
-              <w:top w:type="dxa" w:w="100"/>
-              <w:left w:type="dxa" w:w="40"/>
-              <w:bottom w:type="dxa" w:w="100"/>
-              <w:right w:type="dxa" w:w="40"/>
-            </w:tcMar>
-            <w:vAlign w:val="center"/>
-          </w:tcPr>
-          <w:p>
-            <w:pPr>
-              <w:spacing w:after="50"/>
-            </w:pPr>
-            <w:r>
-              <w:rPr>
-                <w:b/>
-                <w:bCs/>
-                <w:color w:val="12355B"/>
-                <w:sz w:val="24"/>
-                <w:szCs w:val="24"/>
-              </w:rPr>
-              <w:t xml:space="preserve">Equation</w:t>
-            </w:r>
-            <w:r>
-              <w:rPr>
-                <w:i/>
-                <w:iCs/>
-                <w:color w:val="5F6F80"/>
-                <w:sz w:val="19"/>
-                <w:szCs w:val="19"/>
-              </w:rPr>
-              <w:t xml:space="preserve">   Ecuación</w:t>
-            </w:r>
-          </w:p>
-          <w:p>
-            <w:pPr>
-              <w:spacing w:after="40"/>
-            </w:pPr>
-            <w:r>
-              <w:rPr>
-                <w:sz w:val="21"/>
-                <w:szCs w:val="21"/>
-              </w:rPr>
-              <w:t xml:space="preserve">A math sentence with an equal sign. Here it says percent × whole = part, with the whole unknown.</w:t>
-            </w:r>
-          </w:p>
           <w:p>
             <w:pPr>
               <w:spacing w:after="0"/>
             </w:pPr>
-            <w:r>
-              <w:rPr>
-                <w:b/>
-                <w:bCs/>
-                <w:color w:val="1FA6A2"/>
-                <w:sz w:val="18"/>
-                <w:szCs w:val="18"/>
-              </w:rPr>
-              <w:t xml:space="preserve">Example:  </w:t>
-            </w:r>
             <w:r>
               <w:rPr>
                 <w:i/>
@@ -1036,23 +1309,6 @@
           </w:p>
         </w:tc>
       </w:tr>
-    </w:tbl>
-    <w:tbl>
-      <w:tblPr>
-        <w:tblW w:type="pct" w:w="100%"/>
-        <w:tblBorders>
-          <w:top w:val="none" w:color="FFFFFF" w:sz="0"/>
-          <w:left w:val="none" w:color="FFFFFF" w:sz="0"/>
-          <w:bottom w:val="single" w:color="C7D2DD" w:sz="4"/>
-          <w:right w:val="none" w:color="FFFFFF" w:sz="0"/>
-          <w:insideH w:val="none" w:color="FFFFFF" w:sz="0"/>
-          <w:insideV w:val="none" w:color="FFFFFF" w:sz="0"/>
-        </w:tblBorders>
-      </w:tblPr>
-      <w:tblGrid>
-        <w:gridCol w:w="1800"/>
-        <w:gridCol w:w="7560"/>
-      </w:tblGrid>
       <w:tr>
         <w:trPr>
           <w:cantSplit/>
@@ -1061,22 +1317,126 @@
           <w:tcPr>
             <w:tcW w:type="dxa" w:w="1800"/>
             <w:tcMar>
-              <w:top w:type="dxa" w:w="100"/>
-              <w:left w:type="dxa" w:w="40"/>
-              <w:bottom w:type="dxa" w:w="100"/>
-              <w:right w:type="dxa" w:w="120"/>
+              <w:top w:type="dxa" w:w="80"/>
+              <w:left w:type="dxa" w:w="100"/>
+              <w:bottom w:type="dxa" w:w="80"/>
+              <w:right w:type="dxa" w:w="100"/>
             </w:tcMar>
-            <w:vAlign w:val="center"/>
+            <w:vAlign w:val="top"/>
           </w:tcPr>
           <w:p>
             <w:pPr>
+              <w:spacing w:after="30"/>
+            </w:pPr>
+            <w:r>
+              <w:rPr>
+                <w:b/>
+                <w:bCs/>
+                <w:color w:val="12355B"/>
+                <w:sz w:val="21"/>
+                <w:szCs w:val="21"/>
+              </w:rPr>
+              <w:t xml:space="preserve">Percent</w:t>
+            </w:r>
+          </w:p>
+          <w:p>
+            <w:pPr>
               <w:spacing w:after="0"/>
+            </w:pPr>
+            <w:r>
+              <w:rPr>
+                <w:i/>
+                <w:iCs/>
+                <w:color w:val="5F6F80"/>
+                <w:sz w:val="18"/>
+                <w:szCs w:val="18"/>
+              </w:rPr>
+              <w:t xml:space="preserve">Porcentaje</w:t>
+            </w:r>
+          </w:p>
+        </w:tc>
+        <w:tc>
+          <w:tcPr>
+            <w:tcW w:type="dxa" w:w="3160"/>
+            <w:tcMar>
+              <w:top w:type="dxa" w:w="80"/>
+              <w:left w:type="dxa" w:w="100"/>
+              <w:bottom w:type="dxa" w:w="80"/>
+              <w:right w:type="dxa" w:w="100"/>
+            </w:tcMar>
+            <w:vAlign w:val="top"/>
+          </w:tcPr>
+          <w:p>
+            <w:pPr>
+              <w:spacing w:after="0"/>
+            </w:pPr>
+            <w:r>
+              <w:rPr>
+                <w:sz w:val="20"/>
+                <w:szCs w:val="20"/>
+              </w:rPr>
+              <w:t xml:space="preserve">A ratio comparing a number to 100. To compute with it, write it in decimal form: 60% = 0.6.</w:t>
+            </w:r>
+          </w:p>
+        </w:tc>
+        <w:tc>
+          <w:tcPr>
+            <w:tcW w:type="dxa" w:w="2200"/>
+            <w:tcMar>
+              <w:top w:type="dxa" w:w="80"/>
+              <w:left w:type="dxa" w:w="100"/>
+              <w:bottom w:type="dxa" w:w="80"/>
+              <w:right w:type="dxa" w:w="100"/>
+            </w:tcMar>
+            <w:vAlign w:val="top"/>
+          </w:tcPr>
+          <w:p>
+            <w:pPr>
+              <w:spacing w:after="40"/>
+            </w:pPr>
+            <w:r>
+              <w:rPr>
+                <w:i/>
+                <w:iCs/>
+                <w:color w:val="5F6F80"/>
+                <w:sz w:val="19"/>
+                <w:szCs w:val="19"/>
+              </w:rPr>
+              <w:t xml:space="preserve">Not Percent: write a counter-example that breaks the definition.</w:t>
+            </w:r>
+          </w:p>
+          <w:p>
+            <w:pPr>
+              <w:pBdr>
+                <w:bottom w:val="single" w:color="AFBECC" w:sz="6"/>
+              </w:pBdr>
+              <w:spacing w:after="30" w:before="150"/>
+            </w:pPr>
+            <w:r>
+              <w:t xml:space="preserve"/>
+            </w:r>
+          </w:p>
+        </w:tc>
+        <w:tc>
+          <w:tcPr>
+            <w:tcW w:type="dxa" w:w="2200"/>
+            <w:tcMar>
+              <w:top w:type="dxa" w:w="80"/>
+              <w:left w:type="dxa" w:w="100"/>
+              <w:bottom w:type="dxa" w:w="80"/>
+              <w:right w:type="dxa" w:w="100"/>
+            </w:tcMar>
+            <w:vAlign w:val="top"/>
+          </w:tcPr>
+          <w:p>
+            <w:pPr>
+              <w:spacing w:after="40"/>
               <w:jc w:val="center"/>
             </w:pPr>
             <w:r>
               <w:drawing>
                 <wp:inline distT="0" distB="0" distL="0" distR="0">
-                  <wp:extent cx="1047750" cy="790575"/>
+                  <wp:extent cx="876300" cy="657225"/>
                   <wp:effectExtent t="0" r="0" b="0" l="0"/>
                   <wp:docPr id="1" name="" descr="" title=""/>
                   <wp:cNvGraphicFramePr>
@@ -1101,7 +1461,7 @@
                         <pic:spPr bwMode="auto">
                           <a:xfrm>
                             <a:off x="0" y="0"/>
-                            <a:ext cx="1047750" cy="790575"/>
+                            <a:ext cx="876300" cy="657225"/>
                           </a:xfrm>
                           <a:prstGeom prst="rect">
                             <a:avLst/>
@@ -1114,69 +1474,10 @@
               </w:drawing>
             </w:r>
           </w:p>
-        </w:tc>
-        <w:tc>
-          <w:tcPr>
-            <w:tcW w:type="dxa" w:w="7560"/>
-            <w:tcMar>
-              <w:top w:type="dxa" w:w="100"/>
-              <w:left w:type="dxa" w:w="40"/>
-              <w:bottom w:type="dxa" w:w="100"/>
-              <w:right w:type="dxa" w:w="40"/>
-            </w:tcMar>
-            <w:vAlign w:val="center"/>
-          </w:tcPr>
-          <w:p>
-            <w:pPr>
-              <w:spacing w:after="50"/>
-            </w:pPr>
-            <w:r>
-              <w:rPr>
-                <w:b/>
-                <w:bCs/>
-                <w:color w:val="12355B"/>
-                <w:sz w:val="24"/>
-                <w:szCs w:val="24"/>
-              </w:rPr>
-              <w:t xml:space="preserve">Percent</w:t>
-            </w:r>
-            <w:r>
-              <w:rPr>
-                <w:i/>
-                <w:iCs/>
-                <w:color w:val="5F6F80"/>
-                <w:sz w:val="19"/>
-                <w:szCs w:val="19"/>
-              </w:rPr>
-              <w:t xml:space="preserve">   Porcentaje</w:t>
-            </w:r>
-          </w:p>
-          <w:p>
-            <w:pPr>
-              <w:spacing w:after="40"/>
-            </w:pPr>
-            <w:r>
-              <w:rPr>
-                <w:sz w:val="21"/>
-                <w:szCs w:val="21"/>
-              </w:rPr>
-              <w:t xml:space="preserve">A ratio comparing a number to 100. To compute with it, write it in decimal form: 60% = 0.6.</w:t>
-            </w:r>
-          </w:p>
           <w:p>
             <w:pPr>
               <w:spacing w:after="0"/>
             </w:pPr>
-            <w:r>
-              <w:rPr>
-                <w:b/>
-                <w:bCs/>
-                <w:color w:val="1FA6A2"/>
-                <w:sz w:val="18"/>
-                <w:szCs w:val="18"/>
-              </w:rPr>
-              <w:t xml:space="preserve">Example:  </w:t>
-            </w:r>
             <w:r>
               <w:rPr>
                 <w:i/>
@@ -1190,23 +1491,6 @@
           </w:p>
         </w:tc>
       </w:tr>
-    </w:tbl>
-    <w:tbl>
-      <w:tblPr>
-        <w:tblW w:type="pct" w:w="100%"/>
-        <w:tblBorders>
-          <w:top w:val="none" w:color="FFFFFF" w:sz="0"/>
-          <w:left w:val="none" w:color="FFFFFF" w:sz="0"/>
-          <w:bottom w:val="single" w:color="C7D2DD" w:sz="4"/>
-          <w:right w:val="none" w:color="FFFFFF" w:sz="0"/>
-          <w:insideH w:val="none" w:color="FFFFFF" w:sz="0"/>
-          <w:insideV w:val="none" w:color="FFFFFF" w:sz="0"/>
-        </w:tblBorders>
-      </w:tblPr>
-      <w:tblGrid>
-        <w:gridCol w:w="1800"/>
-        <w:gridCol w:w="7560"/>
-      </w:tblGrid>
       <w:tr>
         <w:trPr>
           <w:cantSplit/>
@@ -1215,22 +1499,126 @@
           <w:tcPr>
             <w:tcW w:type="dxa" w:w="1800"/>
             <w:tcMar>
-              <w:top w:type="dxa" w:w="100"/>
-              <w:left w:type="dxa" w:w="40"/>
-              <w:bottom w:type="dxa" w:w="100"/>
-              <w:right w:type="dxa" w:w="120"/>
+              <w:top w:type="dxa" w:w="80"/>
+              <w:left w:type="dxa" w:w="100"/>
+              <w:bottom w:type="dxa" w:w="80"/>
+              <w:right w:type="dxa" w:w="100"/>
             </w:tcMar>
-            <w:vAlign w:val="center"/>
+            <w:vAlign w:val="top"/>
           </w:tcPr>
           <w:p>
             <w:pPr>
+              <w:spacing w:after="30"/>
+            </w:pPr>
+            <w:r>
+              <w:rPr>
+                <w:b/>
+                <w:bCs/>
+                <w:color w:val="12355B"/>
+                <w:sz w:val="21"/>
+                <w:szCs w:val="21"/>
+              </w:rPr>
+              <w:t xml:space="preserve">Inverse operation</w:t>
+            </w:r>
+          </w:p>
+          <w:p>
+            <w:pPr>
               <w:spacing w:after="0"/>
+            </w:pPr>
+            <w:r>
+              <w:rPr>
+                <w:i/>
+                <w:iCs/>
+                <w:color w:val="5F6F80"/>
+                <w:sz w:val="18"/>
+                <w:szCs w:val="18"/>
+              </w:rPr>
+              <w:t xml:space="preserve">Operación inversa</w:t>
+            </w:r>
+          </w:p>
+        </w:tc>
+        <w:tc>
+          <w:tcPr>
+            <w:tcW w:type="dxa" w:w="3160"/>
+            <w:tcMar>
+              <w:top w:type="dxa" w:w="80"/>
+              <w:left w:type="dxa" w:w="100"/>
+              <w:bottom w:type="dxa" w:w="80"/>
+              <w:right w:type="dxa" w:w="100"/>
+            </w:tcMar>
+            <w:vAlign w:val="top"/>
+          </w:tcPr>
+          <w:p>
+            <w:pPr>
+              <w:spacing w:after="0"/>
+            </w:pPr>
+            <w:r>
+              <w:rPr>
+                <w:sz w:val="20"/>
+                <w:szCs w:val="20"/>
+              </w:rPr>
+              <w:t xml:space="preserve">The operation that undoes another operation.</w:t>
+            </w:r>
+          </w:p>
+        </w:tc>
+        <w:tc>
+          <w:tcPr>
+            <w:tcW w:type="dxa" w:w="2200"/>
+            <w:tcMar>
+              <w:top w:type="dxa" w:w="80"/>
+              <w:left w:type="dxa" w:w="100"/>
+              <w:bottom w:type="dxa" w:w="80"/>
+              <w:right w:type="dxa" w:w="100"/>
+            </w:tcMar>
+            <w:vAlign w:val="top"/>
+          </w:tcPr>
+          <w:p>
+            <w:pPr>
+              <w:spacing w:after="40"/>
+            </w:pPr>
+            <w:r>
+              <w:rPr>
+                <w:i/>
+                <w:iCs/>
+                <w:color w:val="5F6F80"/>
+                <w:sz w:val="19"/>
+                <w:szCs w:val="19"/>
+              </w:rPr>
+              <w:t xml:space="preserve">Not Inverse operation: write a counter-example that breaks the definition.</w:t>
+            </w:r>
+          </w:p>
+          <w:p>
+            <w:pPr>
+              <w:pBdr>
+                <w:bottom w:val="single" w:color="AFBECC" w:sz="6"/>
+              </w:pBdr>
+              <w:spacing w:after="30" w:before="150"/>
+            </w:pPr>
+            <w:r>
+              <w:t xml:space="preserve"/>
+            </w:r>
+          </w:p>
+        </w:tc>
+        <w:tc>
+          <w:tcPr>
+            <w:tcW w:type="dxa" w:w="2200"/>
+            <w:tcMar>
+              <w:top w:type="dxa" w:w="80"/>
+              <w:left w:type="dxa" w:w="100"/>
+              <w:bottom w:type="dxa" w:w="80"/>
+              <w:right w:type="dxa" w:w="100"/>
+            </w:tcMar>
+            <w:vAlign w:val="top"/>
+          </w:tcPr>
+          <w:p>
+            <w:pPr>
+              <w:spacing w:after="40"/>
               <w:jc w:val="center"/>
             </w:pPr>
             <w:r>
               <w:drawing>
                 <wp:inline distT="0" distB="0" distL="0" distR="0">
-                  <wp:extent cx="1047750" cy="790575"/>
+                  <wp:extent cx="876300" cy="657225"/>
                   <wp:effectExtent t="0" r="0" b="0" l="0"/>
                   <wp:docPr id="1" name="" descr="" title=""/>
                   <wp:cNvGraphicFramePr>
@@ -1255,7 +1643,7 @@
                         <pic:spPr bwMode="auto">
                           <a:xfrm>
                             <a:off x="0" y="0"/>
-                            <a:ext cx="1047750" cy="790575"/>
+                            <a:ext cx="876300" cy="657225"/>
                           </a:xfrm>
                           <a:prstGeom prst="rect">
                             <a:avLst/>
@@ -1268,69 +1656,10 @@
               </w:drawing>
             </w:r>
           </w:p>
-        </w:tc>
-        <w:tc>
-          <w:tcPr>
-            <w:tcW w:type="dxa" w:w="7560"/>
-            <w:tcMar>
-              <w:top w:type="dxa" w:w="100"/>
-              <w:left w:type="dxa" w:w="40"/>
-              <w:bottom w:type="dxa" w:w="100"/>
-              <w:right w:type="dxa" w:w="40"/>
-            </w:tcMar>
-            <w:vAlign w:val="center"/>
-          </w:tcPr>
-          <w:p>
-            <w:pPr>
-              <w:spacing w:after="50"/>
-            </w:pPr>
-            <w:r>
-              <w:rPr>
-                <w:b/>
-                <w:bCs/>
-                <w:color w:val="12355B"/>
-                <w:sz w:val="24"/>
-                <w:szCs w:val="24"/>
-              </w:rPr>
-              <w:t xml:space="preserve">Inverse operation</w:t>
-            </w:r>
-            <w:r>
-              <w:rPr>
-                <w:i/>
-                <w:iCs/>
-                <w:color w:val="5F6F80"/>
-                <w:sz w:val="19"/>
-                <w:szCs w:val="19"/>
-              </w:rPr>
-              <w:t xml:space="preserve">   Operación inversa</w:t>
-            </w:r>
-          </w:p>
-          <w:p>
-            <w:pPr>
-              <w:spacing w:after="40"/>
-            </w:pPr>
-            <w:r>
-              <w:rPr>
-                <w:sz w:val="21"/>
-                <w:szCs w:val="21"/>
-              </w:rPr>
-              <w:t xml:space="preserve">The operation that undoes another operation.</w:t>
-            </w:r>
-          </w:p>
           <w:p>
             <w:pPr>
               <w:spacing w:after="0"/>
             </w:pPr>
-            <w:r>
-              <w:rPr>
-                <w:b/>
-                <w:bCs/>
-                <w:color w:val="1FA6A2"/>
-                <w:sz w:val="18"/>
-                <w:szCs w:val="18"/>
-              </w:rPr>
-              <w:t xml:space="preserve">Example:  </w:t>
-            </w:r>
             <w:r>
               <w:rPr>
                 <w:i/>
@@ -2662,7 +2991,7 @@
                 <w:sz w:val="21"/>
                 <w:szCs w:val="21"/>
               </w:rPr>
-              <w:t xml:space="preserve">Every percent problem has three pieces: the part, the whole, and the percent. So far the whole has always been handed to you. Today it is the missing piece — a sale price without the original price, a car's current value without its sticker price. Your job is to work backwards to the whole.</w:t>
+              <w:t xml:space="preserve">Every percent problem has three pieces: the part, the whole, and the percent. So far the whole has always been handed to you. Today it is the missing piece — a sale price without the original price, a car's current value without its sticker price. Your job is to work backwards to the whole. For example, Akela paid $42 for a sweater on sale, and that was 60% of the original price. What was the original price?</w:t>
             </w:r>
           </w:p>
         </w:tc>
@@ -3695,7 +4024,7 @@
           <w:sz w:val="19"/>
           <w:szCs w:val="19"/>
         </w:rPr>
-        <w:t xml:space="preserve">   You Do — show your work</w:t>
+        <w:t xml:space="preserve">   You Do — show your work and reasoning</w:t>
       </w:r>
     </w:p>
     <w:p>
@@ -3710,7 +4039,7 @@
           <w:sz w:val="19"/>
           <w:szCs w:val="19"/>
         </w:rPr>
-        <w:t xml:space="preserve">Solve each problem. Show your thinking in the work box.</w:t>
+        <w:t xml:space="preserve">Solve each problem in the middle column and explain your reasoning using the sentence starters on the right.</w:t>
       </w:r>
     </w:p>
     <w:p>
@@ -3739,120 +4068,258 @@
         <w:t xml:space="preserve">   grade-level practice</w:t>
       </w:r>
     </w:p>
-    <w:p>
-      <w:pPr>
-        <w:keepNext/>
-        <w:spacing w:after="60" w:before="160"/>
-      </w:pPr>
-      <w:r>
-        <w:rPr>
-          <w:b/>
-          <w:bCs/>
-          <w:color w:val="12355B"/>
-          <w:sz w:val="22"/>
-          <w:szCs w:val="22"/>
-        </w:rPr>
-        <w:t xml:space="preserve">1.  </w:t>
-      </w:r>
-      <w:r>
-        <w:rPr>
-          <w:b/>
-          <w:bCs/>
-          <w:sz w:val="21"/>
-          <w:szCs w:val="21"/>
-        </w:rPr>
-        <w:t xml:space="preserve">A car is now worth $26,600, which is 70% of its purchase price. What was the purchase price?</w:t>
-      </w:r>
-    </w:p>
-    <w:p>
-      <w:pPr>
-        <w:spacing w:after="40"/>
-        <w:ind w:left="420"/>
-      </w:pPr>
-      <w:r>
-        <w:rPr>
-          <w:sz w:val="20"/>
-          <w:szCs w:val="20"/>
-        </w:rPr>
-        <w:t xml:space="preserve">A)  $18,620</w:t>
-      </w:r>
-    </w:p>
-    <w:p>
-      <w:pPr>
-        <w:spacing w:after="40"/>
-        <w:ind w:left="420"/>
-      </w:pPr>
-      <w:r>
-        <w:rPr>
-          <w:sz w:val="20"/>
-          <w:szCs w:val="20"/>
-        </w:rPr>
-        <w:t xml:space="preserve">B)  $26,670</w:t>
-      </w:r>
-    </w:p>
-    <w:p>
-      <w:pPr>
-        <w:spacing w:after="40"/>
-        <w:ind w:left="420"/>
-      </w:pPr>
-      <w:r>
-        <w:rPr>
-          <w:sz w:val="20"/>
-          <w:szCs w:val="20"/>
-        </w:rPr>
-        <w:t xml:space="preserve">C)  $38,000</w:t>
-      </w:r>
-    </w:p>
-    <w:p>
-      <w:pPr>
-        <w:spacing w:after="40"/>
-        <w:ind w:left="420"/>
-      </w:pPr>
-      <w:r>
-        <w:rPr>
-          <w:sz w:val="20"/>
-          <w:szCs w:val="20"/>
-        </w:rPr>
-        <w:t xml:space="preserve">D)  $45,200</w:t>
-      </w:r>
-    </w:p>
-    <w:p>
-      <w:pPr>
-        <w:spacing w:after="20"/>
-      </w:pPr>
-      <w:r>
-        <w:t xml:space="preserve"/>
-      </w:r>
-    </w:p>
     <w:tbl>
       <w:tblPr>
-        <w:tblW w:type="pct" w:w="100%"/>
+        <w:tblW w:type="dxa" w:w="9360"/>
         <w:tblBorders>
           <w:top w:val="single" w:color="C7D2DD" w:sz="6"/>
           <w:left w:val="single" w:color="C7D2DD" w:sz="6"/>
           <w:bottom w:val="single" w:color="C7D2DD" w:sz="6"/>
           <w:right w:val="single" w:color="C7D2DD" w:sz="6"/>
-          <w:insideH w:val="single" w:color="auto" w:sz="4"/>
-          <w:insideV w:val="single" w:color="auto" w:sz="4"/>
+          <w:insideH w:val="single" w:color="C7D2DD" w:sz="6"/>
+          <w:insideV w:val="single" w:color="C7D2DD" w:sz="6"/>
         </w:tblBorders>
       </w:tblPr>
       <w:tblGrid>
-        <w:gridCol w:w="100"/>
+        <w:gridCol w:w="2800"/>
+        <w:gridCol w:w="3560"/>
+        <w:gridCol w:w="3000"/>
       </w:tblGrid>
       <w:tr>
+        <w:trPr>
+          <w:cantSplit/>
+          <w:tblHeader/>
+        </w:trPr>
         <w:tc>
           <w:tcPr>
+            <w:tcW w:type="dxa" w:w="2800"/>
+            <w:shd w:fill="EEF4F8" w:color="auto" w:val="clear"/>
+            <w:tcMar>
+              <w:top w:type="dxa" w:w="60"/>
+              <w:left w:type="dxa" w:w="100"/>
+              <w:bottom w:type="dxa" w:w="60"/>
+              <w:right w:type="dxa" w:w="100"/>
+            </w:tcMar>
+          </w:tcPr>
+          <w:p>
+            <w:pPr>
+              <w:spacing w:after="0"/>
+            </w:pPr>
+            <w:r>
+              <w:rPr>
+                <w:b/>
+                <w:bCs/>
+                <w:color w:val="12355B"/>
+                <w:sz w:val="16"/>
+                <w:szCs w:val="16"/>
+              </w:rPr>
+              <w:t xml:space="preserve">CORE PROBLEM / GIVEN REPRESENTATION</w:t>
+            </w:r>
+          </w:p>
+        </w:tc>
+        <w:tc>
+          <w:tcPr>
+            <w:tcW w:type="dxa" w:w="3560"/>
+            <w:shd w:fill="EEF4F8" w:color="auto" w:val="clear"/>
+            <w:tcMar>
+              <w:top w:type="dxa" w:w="60"/>
+              <w:left w:type="dxa" w:w="100"/>
+              <w:bottom w:type="dxa" w:w="60"/>
+              <w:right w:type="dxa" w:w="100"/>
+            </w:tcMar>
+          </w:tcPr>
+          <w:p>
+            <w:pPr>
+              <w:spacing w:after="0"/>
+            </w:pPr>
+            <w:r>
+              <w:rPr>
+                <w:b/>
+                <w:bCs/>
+                <w:color w:val="12355B"/>
+                <w:sz w:val="16"/>
+                <w:szCs w:val="16"/>
+              </w:rPr>
+              <w:t xml:space="preserve">WORKING SPACE / CALCULATION STEPS</w:t>
+            </w:r>
+          </w:p>
+        </w:tc>
+        <w:tc>
+          <w:tcPr>
+            <w:tcW w:type="dxa" w:w="3000"/>
             <w:shd w:fill="FBF3E2" w:color="auto" w:val="clear"/>
             <w:tcMar>
               <w:top w:type="dxa" w:w="60"/>
-              <w:left w:type="dxa" w:w="120"/>
+              <w:left w:type="dxa" w:w="100"/>
               <w:bottom w:type="dxa" w:w="60"/>
-              <w:right w:type="dxa" w:w="120"/>
+              <w:right w:type="dxa" w:w="100"/>
             </w:tcMar>
           </w:tcPr>
           <w:p>
             <w:pPr>
-              <w:spacing w:after="0" w:line="320"/>
+              <w:spacing w:after="0"/>
+            </w:pPr>
+            <w:r>
+              <w:rPr>
+                <w:b/>
+                <w:bCs/>
+                <w:color w:val="B97A12"/>
+                <w:sz w:val="16"/>
+                <w:szCs w:val="16"/>
+              </w:rPr>
+              <w:t xml:space="preserve">EXPLAIN YOUR REASONING</w:t>
+            </w:r>
+          </w:p>
+        </w:tc>
+      </w:tr>
+      <w:tr>
+        <w:trPr>
+          <w:cantSplit/>
+        </w:trPr>
+        <w:tc>
+          <w:tcPr>
+            <w:tcW w:type="dxa" w:w="2800"/>
+            <w:tcMar>
+              <w:top w:type="dxa" w:w="80"/>
+              <w:left w:type="dxa" w:w="100"/>
+              <w:bottom w:type="dxa" w:w="80"/>
+              <w:right w:type="dxa" w:w="100"/>
+            </w:tcMar>
+            <w:vAlign w:val="top"/>
+          </w:tcPr>
+          <w:p>
+            <w:pPr>
+              <w:spacing w:after="60"/>
+            </w:pPr>
+            <w:r>
+              <w:rPr>
+                <w:b/>
+                <w:bCs/>
+                <w:color w:val="12355B"/>
+                <w:sz w:val="21"/>
+                <w:szCs w:val="21"/>
+              </w:rPr>
+              <w:t xml:space="preserve">1.  </w:t>
+            </w:r>
+            <w:r>
+              <w:rPr>
+                <w:b/>
+                <w:bCs/>
+                <w:sz w:val="20"/>
+                <w:szCs w:val="20"/>
+              </w:rPr>
+              <w:t xml:space="preserve">Which statement correctly names the pieces of "18 students is 30% of the class"?</w:t>
+            </w:r>
+          </w:p>
+          <w:p>
+            <w:pPr>
+              <w:spacing w:after="30"/>
+              <w:ind w:left="180"/>
+            </w:pPr>
+            <w:r>
+              <w:rPr>
+                <w:sz w:val="19"/>
+                <w:szCs w:val="19"/>
+              </w:rPr>
+              <w:t xml:space="preserve">A)  18 is the whole, 30% is the part</w:t>
+            </w:r>
+          </w:p>
+          <w:p>
+            <w:pPr>
+              <w:spacing w:after="30"/>
+              <w:ind w:left="180"/>
+            </w:pPr>
+            <w:r>
+              <w:rPr>
+                <w:sz w:val="19"/>
+                <w:szCs w:val="19"/>
+              </w:rPr>
+              <w:t xml:space="preserve">B)  30 is the part, 18 is the percent</w:t>
+            </w:r>
+          </w:p>
+          <w:p>
+            <w:pPr>
+              <w:spacing w:after="30"/>
+              <w:ind w:left="180"/>
+            </w:pPr>
+            <w:r>
+              <w:rPr>
+                <w:sz w:val="19"/>
+                <w:szCs w:val="19"/>
+              </w:rPr>
+              <w:t xml:space="preserve">C)  The class size is the part</w:t>
+            </w:r>
+          </w:p>
+          <w:p>
+            <w:pPr>
+              <w:spacing w:after="30"/>
+              <w:ind w:left="180"/>
+            </w:pPr>
+            <w:r>
+              <w:rPr>
+                <w:sz w:val="19"/>
+                <w:szCs w:val="19"/>
+              </w:rPr>
+              <w:t xml:space="preserve">D)  18 is the part, 30% is the percent, the class size is the whole</w:t>
+            </w:r>
+          </w:p>
+        </w:tc>
+        <w:tc>
+          <w:tcPr>
+            <w:tcW w:type="dxa" w:w="3560"/>
+            <w:tcMar>
+              <w:top w:type="dxa" w:w="80"/>
+              <w:left w:type="dxa" w:w="100"/>
+              <w:bottom w:type="dxa" w:w="80"/>
+              <w:right w:type="dxa" w:w="100"/>
+            </w:tcMar>
+            <w:vAlign w:val="top"/>
+          </w:tcPr>
+          <w:p>
+            <w:pPr>
+              <w:spacing w:after="40"/>
+            </w:pPr>
+            <w:r>
+              <w:rPr>
+                <w:b/>
+                <w:bCs/>
+                <w:color w:val="1FA6A2"/>
+                <w:sz w:val="19"/>
+                <w:szCs w:val="19"/>
+              </w:rPr>
+              <w:t xml:space="preserve">Solution:  </w:t>
+            </w:r>
+            <w:r>
+              <w:rPr>
+                <w:b/>
+                <w:bCs/>
+                <w:sz w:val="19"/>
+                <w:szCs w:val="19"/>
+              </w:rPr>
+              <w:t xml:space="preserve">D)  18 is the part, 30% is the percent, the class size is the whole</w:t>
+            </w:r>
+          </w:p>
+          <w:p>
+            <w:pPr>
+              <w:spacing w:after="40"/>
+            </w:pPr>
+            <w:r>
+              <w:rPr>
+                <w:i/>
+                <w:iCs/>
+                <w:color w:val="5F6F80"/>
+                <w:sz w:val="18"/>
+                <w:szCs w:val="18"/>
+              </w:rPr>
+              <w:t xml:space="preserve">The known count is the part, the percent describes it, and the missing class size is the whole (100%).</w:t>
+            </w:r>
+          </w:p>
+          <w:p>
+            <w:pPr>
+              <w:pBdr>
+                <w:bottom w:val="single" w:color="AFBECC" w:sz="6"/>
+              </w:pBdr>
+              <w:spacing w:after="30" w:before="150"/>
             </w:pPr>
             <w:r>
               <w:t xml:space="preserve"/>
@@ -3860,7 +4327,125 @@
           </w:p>
           <w:p>
             <w:pPr>
-              <w:spacing w:after="0" w:line="320"/>
+              <w:pBdr>
+                <w:bottom w:val="single" w:color="AFBECC" w:sz="6"/>
+              </w:pBdr>
+              <w:spacing w:after="30" w:before="150"/>
+            </w:pPr>
+            <w:r>
+              <w:t xml:space="preserve"/>
+            </w:r>
+          </w:p>
+        </w:tc>
+        <w:tc>
+          <w:tcPr>
+            <w:tcW w:type="dxa" w:w="3000"/>
+            <w:shd w:fill="FBF3E2" w:color="auto" w:val="clear"/>
+            <w:tcMar>
+              <w:top w:type="dxa" w:w="80"/>
+              <w:left w:type="dxa" w:w="100"/>
+              <w:bottom w:type="dxa" w:w="80"/>
+              <w:right w:type="dxa" w:w="100"/>
+            </w:tcMar>
+            <w:vAlign w:val="top"/>
+          </w:tcPr>
+          <w:p>
+            <w:pPr>
+              <w:spacing w:after="40"/>
+            </w:pPr>
+            <w:r>
+              <w:rPr>
+                <w:b/>
+                <w:bCs/>
+                <w:color w:val="12355B"/>
+                <w:sz w:val="19"/>
+                <w:szCs w:val="19"/>
+              </w:rPr>
+              <w:t xml:space="preserve">Because... </w:t>
+            </w:r>
+            <w:r>
+              <w:rPr>
+                <w:color w:val="AFBECC"/>
+                <w:sz w:val="19"/>
+                <w:szCs w:val="19"/>
+              </w:rPr>
+              <w:t xml:space="preserve">________________</w:t>
+            </w:r>
+          </w:p>
+          <w:p>
+            <w:pPr>
+              <w:pBdr>
+                <w:bottom w:val="single" w:color="AFBECC" w:sz="6"/>
+              </w:pBdr>
+              <w:spacing w:after="30" w:before="150"/>
+            </w:pPr>
+            <w:r>
+              <w:t xml:space="preserve"/>
+            </w:r>
+          </w:p>
+          <w:p>
+            <w:pPr>
+              <w:spacing w:after="40" w:before="80"/>
+            </w:pPr>
+            <w:r>
+              <w:rPr>
+                <w:b/>
+                <w:bCs/>
+                <w:color w:val="6B4FA0"/>
+                <w:sz w:val="19"/>
+                <w:szCs w:val="19"/>
+              </w:rPr>
+              <w:t xml:space="preserve">Although... </w:t>
+            </w:r>
+            <w:r>
+              <w:rPr>
+                <w:color w:val="AFBECC"/>
+                <w:sz w:val="19"/>
+                <w:szCs w:val="19"/>
+              </w:rPr>
+              <w:t xml:space="preserve">_______________</w:t>
+            </w:r>
+          </w:p>
+          <w:p>
+            <w:pPr>
+              <w:pBdr>
+                <w:bottom w:val="single" w:color="AFBECC" w:sz="6"/>
+              </w:pBdr>
+              <w:spacing w:after="30" w:before="150"/>
+            </w:pPr>
+            <w:r>
+              <w:t xml:space="preserve"/>
+            </w:r>
+          </w:p>
+          <w:p>
+            <w:pPr>
+              <w:spacing w:after="40" w:before="80"/>
+            </w:pPr>
+            <w:r>
+              <w:rPr>
+                <w:b/>
+                <w:bCs/>
+                <w:color w:val="1FA6A2"/>
+                <w:sz w:val="19"/>
+                <w:szCs w:val="19"/>
+              </w:rPr>
+              <w:t xml:space="preserve">Therefore... </w:t>
+            </w:r>
+            <w:r>
+              <w:rPr>
+                <w:color w:val="AFBECC"/>
+                <w:sz w:val="19"/>
+                <w:szCs w:val="19"/>
+              </w:rPr>
+              <w:t xml:space="preserve">______________</w:t>
+            </w:r>
+          </w:p>
+          <w:p>
+            <w:pPr>
+              <w:pBdr>
+                <w:bottom w:val="single" w:color="AFBECC" w:sz="6"/>
+              </w:pBdr>
+              <w:spacing w:after="30" w:before="150"/>
             </w:pPr>
             <w:r>
               <w:t xml:space="preserve"/>
@@ -3871,84 +4456,7 @@
     </w:tbl>
     <w:p>
       <w:pPr>
-        <w:keepNext/>
-        <w:spacing w:after="60" w:before="160"/>
-      </w:pPr>
-      <w:r>
-        <w:rPr>
-          <w:b/>
-          <w:bCs/>
-          <w:color w:val="12355B"/>
-          <w:sz w:val="22"/>
-          <w:szCs w:val="22"/>
-        </w:rPr>
-        <w:t xml:space="preserve">2.  </w:t>
-      </w:r>
-      <w:r>
-        <w:rPr>
-          <w:b/>
-          <w:bCs/>
-          <w:sz w:val="21"/>
-          <w:szCs w:val="21"/>
-        </w:rPr>
-        <w:t xml:space="preserve">Which statement correctly names the pieces of "18 students is 30% of the class"?</w:t>
-      </w:r>
-    </w:p>
-    <w:p>
-      <w:pPr>
-        <w:spacing w:after="40"/>
-        <w:ind w:left="420"/>
-      </w:pPr>
-      <w:r>
-        <w:rPr>
-          <w:sz w:val="20"/>
-          <w:szCs w:val="20"/>
-        </w:rPr>
-        <w:t xml:space="preserve">A)  18 is the whole, 30% is the part</w:t>
-      </w:r>
-    </w:p>
-    <w:p>
-      <w:pPr>
-        <w:spacing w:after="40"/>
-        <w:ind w:left="420"/>
-      </w:pPr>
-      <w:r>
-        <w:rPr>
-          <w:sz w:val="20"/>
-          <w:szCs w:val="20"/>
-        </w:rPr>
-        <w:t xml:space="preserve">B)  30 is the part, 18 is the percent</w:t>
-      </w:r>
-    </w:p>
-    <w:p>
-      <w:pPr>
-        <w:spacing w:after="40"/>
-        <w:ind w:left="420"/>
-      </w:pPr>
-      <w:r>
-        <w:rPr>
-          <w:sz w:val="20"/>
-          <w:szCs w:val="20"/>
-        </w:rPr>
-        <w:t xml:space="preserve">C)  The class size is the part</w:t>
-      </w:r>
-    </w:p>
-    <w:p>
-      <w:pPr>
-        <w:spacing w:after="40"/>
-        <w:ind w:left="420"/>
-      </w:pPr>
-      <w:r>
-        <w:rPr>
-          <w:sz w:val="20"/>
-          <w:szCs w:val="20"/>
-        </w:rPr>
-        <w:t xml:space="preserve">D)  18 is the part, 30% is the percent, the class size is the whole</w:t>
-      </w:r>
-    </w:p>
-    <w:p>
-      <w:pPr>
-        <w:spacing w:after="20"/>
+        <w:spacing w:after="80"/>
       </w:pPr>
       <w:r>
         <w:t xml:space="preserve"/>
@@ -3956,33 +4464,256 @@
     </w:p>
     <w:tbl>
       <w:tblPr>
-        <w:tblW w:type="pct" w:w="100%"/>
+        <w:tblW w:type="dxa" w:w="9360"/>
         <w:tblBorders>
           <w:top w:val="single" w:color="C7D2DD" w:sz="6"/>
           <w:left w:val="single" w:color="C7D2DD" w:sz="6"/>
           <w:bottom w:val="single" w:color="C7D2DD" w:sz="6"/>
           <w:right w:val="single" w:color="C7D2DD" w:sz="6"/>
-          <w:insideH w:val="single" w:color="auto" w:sz="4"/>
-          <w:insideV w:val="single" w:color="auto" w:sz="4"/>
+          <w:insideH w:val="single" w:color="C7D2DD" w:sz="6"/>
+          <w:insideV w:val="single" w:color="C7D2DD" w:sz="6"/>
         </w:tblBorders>
       </w:tblPr>
       <w:tblGrid>
-        <w:gridCol w:w="100"/>
+        <w:gridCol w:w="2800"/>
+        <w:gridCol w:w="3560"/>
+        <w:gridCol w:w="3000"/>
       </w:tblGrid>
       <w:tr>
+        <w:trPr>
+          <w:cantSplit/>
+          <w:tblHeader/>
+        </w:trPr>
         <w:tc>
           <w:tcPr>
+            <w:tcW w:type="dxa" w:w="2800"/>
+            <w:shd w:fill="EEF4F8" w:color="auto" w:val="clear"/>
+            <w:tcMar>
+              <w:top w:type="dxa" w:w="60"/>
+              <w:left w:type="dxa" w:w="100"/>
+              <w:bottom w:type="dxa" w:w="60"/>
+              <w:right w:type="dxa" w:w="100"/>
+            </w:tcMar>
+          </w:tcPr>
+          <w:p>
+            <w:pPr>
+              <w:spacing w:after="0"/>
+            </w:pPr>
+            <w:r>
+              <w:rPr>
+                <w:b/>
+                <w:bCs/>
+                <w:color w:val="12355B"/>
+                <w:sz w:val="16"/>
+                <w:szCs w:val="16"/>
+              </w:rPr>
+              <w:t xml:space="preserve">CORE PROBLEM / GIVEN REPRESENTATION</w:t>
+            </w:r>
+          </w:p>
+        </w:tc>
+        <w:tc>
+          <w:tcPr>
+            <w:tcW w:type="dxa" w:w="3560"/>
+            <w:shd w:fill="EEF4F8" w:color="auto" w:val="clear"/>
+            <w:tcMar>
+              <w:top w:type="dxa" w:w="60"/>
+              <w:left w:type="dxa" w:w="100"/>
+              <w:bottom w:type="dxa" w:w="60"/>
+              <w:right w:type="dxa" w:w="100"/>
+            </w:tcMar>
+          </w:tcPr>
+          <w:p>
+            <w:pPr>
+              <w:spacing w:after="0"/>
+            </w:pPr>
+            <w:r>
+              <w:rPr>
+                <w:b/>
+                <w:bCs/>
+                <w:color w:val="12355B"/>
+                <w:sz w:val="16"/>
+                <w:szCs w:val="16"/>
+              </w:rPr>
+              <w:t xml:space="preserve">WORKING SPACE / CALCULATION STEPS</w:t>
+            </w:r>
+          </w:p>
+        </w:tc>
+        <w:tc>
+          <w:tcPr>
+            <w:tcW w:type="dxa" w:w="3000"/>
             <w:shd w:fill="FBF3E2" w:color="auto" w:val="clear"/>
             <w:tcMar>
               <w:top w:type="dxa" w:w="60"/>
-              <w:left w:type="dxa" w:w="120"/>
+              <w:left w:type="dxa" w:w="100"/>
               <w:bottom w:type="dxa" w:w="60"/>
-              <w:right w:type="dxa" w:w="120"/>
+              <w:right w:type="dxa" w:w="100"/>
             </w:tcMar>
           </w:tcPr>
           <w:p>
             <w:pPr>
-              <w:spacing w:after="0" w:line="320"/>
+              <w:spacing w:after="0"/>
+            </w:pPr>
+            <w:r>
+              <w:rPr>
+                <w:b/>
+                <w:bCs/>
+                <w:color w:val="B97A12"/>
+                <w:sz w:val="16"/>
+                <w:szCs w:val="16"/>
+              </w:rPr>
+              <w:t xml:space="preserve">EXPLAIN YOUR REASONING</w:t>
+            </w:r>
+          </w:p>
+        </w:tc>
+      </w:tr>
+      <w:tr>
+        <w:trPr>
+          <w:cantSplit/>
+        </w:trPr>
+        <w:tc>
+          <w:tcPr>
+            <w:tcW w:type="dxa" w:w="2800"/>
+            <w:tcMar>
+              <w:top w:type="dxa" w:w="80"/>
+              <w:left w:type="dxa" w:w="100"/>
+              <w:bottom w:type="dxa" w:w="80"/>
+              <w:right w:type="dxa" w:w="100"/>
+            </w:tcMar>
+            <w:vAlign w:val="top"/>
+          </w:tcPr>
+          <w:p>
+            <w:pPr>
+              <w:spacing w:after="60"/>
+            </w:pPr>
+            <w:r>
+              <w:rPr>
+                <w:b/>
+                <w:bCs/>
+                <w:color w:val="12355B"/>
+                <w:sz w:val="21"/>
+                <w:szCs w:val="21"/>
+              </w:rPr>
+              <w:t xml:space="preserve">2.  </w:t>
+            </w:r>
+            <w:r>
+              <w:rPr>
+                <w:b/>
+                <w:bCs/>
+                <w:sz w:val="20"/>
+                <w:szCs w:val="20"/>
+              </w:rPr>
+              <w:t xml:space="preserve">18 students are 30% of an after-school group. How many students are in the whole group?</w:t>
+            </w:r>
+          </w:p>
+          <w:p>
+            <w:pPr>
+              <w:spacing w:after="30"/>
+              <w:ind w:left="180"/>
+            </w:pPr>
+            <w:r>
+              <w:rPr>
+                <w:sz w:val="19"/>
+                <w:szCs w:val="19"/>
+              </w:rPr>
+              <w:t xml:space="preserve">A)  6</w:t>
+            </w:r>
+          </w:p>
+          <w:p>
+            <w:pPr>
+              <w:spacing w:after="30"/>
+              <w:ind w:left="180"/>
+            </w:pPr>
+            <w:r>
+              <w:rPr>
+                <w:sz w:val="19"/>
+                <w:szCs w:val="19"/>
+              </w:rPr>
+              <w:t xml:space="preserve">B)  30</w:t>
+            </w:r>
+          </w:p>
+          <w:p>
+            <w:pPr>
+              <w:spacing w:after="30"/>
+              <w:ind w:left="180"/>
+            </w:pPr>
+            <w:r>
+              <w:rPr>
+                <w:sz w:val="19"/>
+                <w:szCs w:val="19"/>
+              </w:rPr>
+              <w:t xml:space="preserve">C)  60</w:t>
+            </w:r>
+          </w:p>
+          <w:p>
+            <w:pPr>
+              <w:spacing w:after="30"/>
+              <w:ind w:left="180"/>
+            </w:pPr>
+            <w:r>
+              <w:rPr>
+                <w:sz w:val="19"/>
+                <w:szCs w:val="19"/>
+              </w:rPr>
+              <w:t xml:space="preserve">D)  180</w:t>
+            </w:r>
+          </w:p>
+        </w:tc>
+        <w:tc>
+          <w:tcPr>
+            <w:tcW w:type="dxa" w:w="3560"/>
+            <w:tcMar>
+              <w:top w:type="dxa" w:w="80"/>
+              <w:left w:type="dxa" w:w="100"/>
+              <w:bottom w:type="dxa" w:w="80"/>
+              <w:right w:type="dxa" w:w="100"/>
+            </w:tcMar>
+            <w:vAlign w:val="top"/>
+          </w:tcPr>
+          <w:p>
+            <w:pPr>
+              <w:spacing w:after="40"/>
+            </w:pPr>
+            <w:r>
+              <w:rPr>
+                <w:b/>
+                <w:bCs/>
+                <w:color w:val="1FA6A2"/>
+                <w:sz w:val="19"/>
+                <w:szCs w:val="19"/>
+              </w:rPr>
+              <w:t xml:space="preserve">Solution:  </w:t>
+            </w:r>
+            <w:r>
+              <w:rPr>
+                <w:b/>
+                <w:bCs/>
+                <w:sz w:val="19"/>
+                <w:szCs w:val="19"/>
+              </w:rPr>
+              <w:t xml:space="preserve">C)  60</w:t>
+            </w:r>
+          </w:p>
+          <w:p>
+            <w:pPr>
+              <w:spacing w:after="40"/>
+            </w:pPr>
+            <w:r>
+              <w:rPr>
+                <w:i/>
+                <w:iCs/>
+                <w:color w:val="5F6F80"/>
+                <w:sz w:val="18"/>
+                <w:szCs w:val="18"/>
+              </w:rPr>
+              <w:t xml:space="preserve">18 is three groups of 10%. Divide 18 by 3 to find 10%: 6. Ten groups of 6 make 100%: 60 students.</w:t>
+            </w:r>
+          </w:p>
+          <w:p>
+            <w:pPr>
+              <w:pBdr>
+                <w:bottom w:val="single" w:color="AFBECC" w:sz="6"/>
+              </w:pBdr>
+              <w:spacing w:after="30" w:before="150"/>
             </w:pPr>
             <w:r>
               <w:t xml:space="preserve"/>
@@ -3990,7 +4721,125 @@
           </w:p>
           <w:p>
             <w:pPr>
-              <w:spacing w:after="0" w:line="320"/>
+              <w:pBdr>
+                <w:bottom w:val="single" w:color="AFBECC" w:sz="6"/>
+              </w:pBdr>
+              <w:spacing w:after="30" w:before="150"/>
+            </w:pPr>
+            <w:r>
+              <w:t xml:space="preserve"/>
+            </w:r>
+          </w:p>
+        </w:tc>
+        <w:tc>
+          <w:tcPr>
+            <w:tcW w:type="dxa" w:w="3000"/>
+            <w:shd w:fill="FBF3E2" w:color="auto" w:val="clear"/>
+            <w:tcMar>
+              <w:top w:type="dxa" w:w="80"/>
+              <w:left w:type="dxa" w:w="100"/>
+              <w:bottom w:type="dxa" w:w="80"/>
+              <w:right w:type="dxa" w:w="100"/>
+            </w:tcMar>
+            <w:vAlign w:val="top"/>
+          </w:tcPr>
+          <w:p>
+            <w:pPr>
+              <w:spacing w:after="40"/>
+            </w:pPr>
+            <w:r>
+              <w:rPr>
+                <w:b/>
+                <w:bCs/>
+                <w:color w:val="12355B"/>
+                <w:sz w:val="19"/>
+                <w:szCs w:val="19"/>
+              </w:rPr>
+              <w:t xml:space="preserve">Because... </w:t>
+            </w:r>
+            <w:r>
+              <w:rPr>
+                <w:color w:val="AFBECC"/>
+                <w:sz w:val="19"/>
+                <w:szCs w:val="19"/>
+              </w:rPr>
+              <w:t xml:space="preserve">________________</w:t>
+            </w:r>
+          </w:p>
+          <w:p>
+            <w:pPr>
+              <w:pBdr>
+                <w:bottom w:val="single" w:color="AFBECC" w:sz="6"/>
+              </w:pBdr>
+              <w:spacing w:after="30" w:before="150"/>
+            </w:pPr>
+            <w:r>
+              <w:t xml:space="preserve"/>
+            </w:r>
+          </w:p>
+          <w:p>
+            <w:pPr>
+              <w:spacing w:after="40" w:before="80"/>
+            </w:pPr>
+            <w:r>
+              <w:rPr>
+                <w:b/>
+                <w:bCs/>
+                <w:color w:val="6B4FA0"/>
+                <w:sz w:val="19"/>
+                <w:szCs w:val="19"/>
+              </w:rPr>
+              <w:t xml:space="preserve">Although... </w:t>
+            </w:r>
+            <w:r>
+              <w:rPr>
+                <w:color w:val="AFBECC"/>
+                <w:sz w:val="19"/>
+                <w:szCs w:val="19"/>
+              </w:rPr>
+              <w:t xml:space="preserve">_______________</w:t>
+            </w:r>
+          </w:p>
+          <w:p>
+            <w:pPr>
+              <w:pBdr>
+                <w:bottom w:val="single" w:color="AFBECC" w:sz="6"/>
+              </w:pBdr>
+              <w:spacing w:after="30" w:before="150"/>
+            </w:pPr>
+            <w:r>
+              <w:t xml:space="preserve"/>
+            </w:r>
+          </w:p>
+          <w:p>
+            <w:pPr>
+              <w:spacing w:after="40" w:before="80"/>
+            </w:pPr>
+            <w:r>
+              <w:rPr>
+                <w:b/>
+                <w:bCs/>
+                <w:color w:val="1FA6A2"/>
+                <w:sz w:val="19"/>
+                <w:szCs w:val="19"/>
+              </w:rPr>
+              <w:t xml:space="preserve">Therefore... </w:t>
+            </w:r>
+            <w:r>
+              <w:rPr>
+                <w:color w:val="AFBECC"/>
+                <w:sz w:val="19"/>
+                <w:szCs w:val="19"/>
+              </w:rPr>
+              <w:t xml:space="preserve">______________</w:t>
+            </w:r>
+          </w:p>
+          <w:p>
+            <w:pPr>
+              <w:pBdr>
+                <w:bottom w:val="single" w:color="AFBECC" w:sz="6"/>
+              </w:pBdr>
+              <w:spacing w:after="30" w:before="150"/>
             </w:pPr>
             <w:r>
               <w:t xml:space="preserve"/>
@@ -3999,6 +4848,408 @@
         </w:tc>
       </w:tr>
     </w:tbl>
+    <w:p>
+      <w:pPr>
+        <w:spacing w:after="80"/>
+      </w:pPr>
+      <w:r>
+        <w:t xml:space="preserve"/>
+      </w:r>
+    </w:p>
+    <w:tbl>
+      <w:tblPr>
+        <w:tblW w:type="dxa" w:w="9360"/>
+        <w:tblBorders>
+          <w:top w:val="single" w:color="C7D2DD" w:sz="6"/>
+          <w:left w:val="single" w:color="C7D2DD" w:sz="6"/>
+          <w:bottom w:val="single" w:color="C7D2DD" w:sz="6"/>
+          <w:right w:val="single" w:color="C7D2DD" w:sz="6"/>
+          <w:insideH w:val="single" w:color="C7D2DD" w:sz="6"/>
+          <w:insideV w:val="single" w:color="C7D2DD" w:sz="6"/>
+        </w:tblBorders>
+      </w:tblPr>
+      <w:tblGrid>
+        <w:gridCol w:w="2800"/>
+        <w:gridCol w:w="3560"/>
+        <w:gridCol w:w="3000"/>
+      </w:tblGrid>
+      <w:tr>
+        <w:trPr>
+          <w:cantSplit/>
+          <w:tblHeader/>
+        </w:trPr>
+        <w:tc>
+          <w:tcPr>
+            <w:tcW w:type="dxa" w:w="2800"/>
+            <w:shd w:fill="EEF4F8" w:color="auto" w:val="clear"/>
+            <w:tcMar>
+              <w:top w:type="dxa" w:w="60"/>
+              <w:left w:type="dxa" w:w="100"/>
+              <w:bottom w:type="dxa" w:w="60"/>
+              <w:right w:type="dxa" w:w="100"/>
+            </w:tcMar>
+          </w:tcPr>
+          <w:p>
+            <w:pPr>
+              <w:spacing w:after="0"/>
+            </w:pPr>
+            <w:r>
+              <w:rPr>
+                <w:b/>
+                <w:bCs/>
+                <w:color w:val="12355B"/>
+                <w:sz w:val="16"/>
+                <w:szCs w:val="16"/>
+              </w:rPr>
+              <w:t xml:space="preserve">CORE PROBLEM / GIVEN REPRESENTATION</w:t>
+            </w:r>
+          </w:p>
+        </w:tc>
+        <w:tc>
+          <w:tcPr>
+            <w:tcW w:type="dxa" w:w="3560"/>
+            <w:shd w:fill="EEF4F8" w:color="auto" w:val="clear"/>
+            <w:tcMar>
+              <w:top w:type="dxa" w:w="60"/>
+              <w:left w:type="dxa" w:w="100"/>
+              <w:bottom w:type="dxa" w:w="60"/>
+              <w:right w:type="dxa" w:w="100"/>
+            </w:tcMar>
+          </w:tcPr>
+          <w:p>
+            <w:pPr>
+              <w:spacing w:after="0"/>
+            </w:pPr>
+            <w:r>
+              <w:rPr>
+                <w:b/>
+                <w:bCs/>
+                <w:color w:val="12355B"/>
+                <w:sz w:val="16"/>
+                <w:szCs w:val="16"/>
+              </w:rPr>
+              <w:t xml:space="preserve">WORKING SPACE / CALCULATION STEPS</w:t>
+            </w:r>
+          </w:p>
+        </w:tc>
+        <w:tc>
+          <w:tcPr>
+            <w:tcW w:type="dxa" w:w="3000"/>
+            <w:shd w:fill="FBF3E2" w:color="auto" w:val="clear"/>
+            <w:tcMar>
+              <w:top w:type="dxa" w:w="60"/>
+              <w:left w:type="dxa" w:w="100"/>
+              <w:bottom w:type="dxa" w:w="60"/>
+              <w:right w:type="dxa" w:w="100"/>
+            </w:tcMar>
+          </w:tcPr>
+          <w:p>
+            <w:pPr>
+              <w:spacing w:after="0"/>
+            </w:pPr>
+            <w:r>
+              <w:rPr>
+                <w:b/>
+                <w:bCs/>
+                <w:color w:val="B97A12"/>
+                <w:sz w:val="16"/>
+                <w:szCs w:val="16"/>
+              </w:rPr>
+              <w:t xml:space="preserve">EXPLAIN YOUR REASONING</w:t>
+            </w:r>
+          </w:p>
+        </w:tc>
+      </w:tr>
+      <w:tr>
+        <w:trPr>
+          <w:cantSplit/>
+        </w:trPr>
+        <w:tc>
+          <w:tcPr>
+            <w:tcW w:type="dxa" w:w="2800"/>
+            <w:tcMar>
+              <w:top w:type="dxa" w:w="80"/>
+              <w:left w:type="dxa" w:w="100"/>
+              <w:bottom w:type="dxa" w:w="80"/>
+              <w:right w:type="dxa" w:w="100"/>
+            </w:tcMar>
+            <w:vAlign w:val="top"/>
+          </w:tcPr>
+          <w:p>
+            <w:pPr>
+              <w:spacing w:after="60"/>
+            </w:pPr>
+            <w:r>
+              <w:rPr>
+                <w:b/>
+                <w:bCs/>
+                <w:color w:val="12355B"/>
+                <w:sz w:val="21"/>
+                <w:szCs w:val="21"/>
+              </w:rPr>
+              <w:t xml:space="preserve">3.  </w:t>
+            </w:r>
+            <w:r>
+              <w:rPr>
+                <w:b/>
+                <w:bCs/>
+                <w:sz w:val="20"/>
+                <w:szCs w:val="20"/>
+              </w:rPr>
+              <w:t xml:space="preserve">A car is now worth $26,600, which is 70% of its purchase price. What was the purchase price?</w:t>
+            </w:r>
+          </w:p>
+          <w:p>
+            <w:pPr>
+              <w:spacing w:after="30"/>
+              <w:ind w:left="180"/>
+            </w:pPr>
+            <w:r>
+              <w:rPr>
+                <w:sz w:val="19"/>
+                <w:szCs w:val="19"/>
+              </w:rPr>
+              <w:t xml:space="preserve">A)  $18,620</w:t>
+            </w:r>
+          </w:p>
+          <w:p>
+            <w:pPr>
+              <w:spacing w:after="30"/>
+              <w:ind w:left="180"/>
+            </w:pPr>
+            <w:r>
+              <w:rPr>
+                <w:sz w:val="19"/>
+                <w:szCs w:val="19"/>
+              </w:rPr>
+              <w:t xml:space="preserve">B)  $26,670</w:t>
+            </w:r>
+          </w:p>
+          <w:p>
+            <w:pPr>
+              <w:spacing w:after="30"/>
+              <w:ind w:left="180"/>
+            </w:pPr>
+            <w:r>
+              <w:rPr>
+                <w:sz w:val="19"/>
+                <w:szCs w:val="19"/>
+              </w:rPr>
+              <w:t xml:space="preserve">C)  $38,000</w:t>
+            </w:r>
+          </w:p>
+          <w:p>
+            <w:pPr>
+              <w:spacing w:after="30"/>
+              <w:ind w:left="180"/>
+            </w:pPr>
+            <w:r>
+              <w:rPr>
+                <w:sz w:val="19"/>
+                <w:szCs w:val="19"/>
+              </w:rPr>
+              <w:t xml:space="preserve">D)  $45,200</w:t>
+            </w:r>
+          </w:p>
+        </w:tc>
+        <w:tc>
+          <w:tcPr>
+            <w:tcW w:type="dxa" w:w="3560"/>
+            <w:tcMar>
+              <w:top w:type="dxa" w:w="80"/>
+              <w:left w:type="dxa" w:w="100"/>
+              <w:bottom w:type="dxa" w:w="80"/>
+              <w:right w:type="dxa" w:w="100"/>
+            </w:tcMar>
+            <w:vAlign w:val="top"/>
+          </w:tcPr>
+          <w:p>
+            <w:pPr>
+              <w:spacing w:after="40"/>
+            </w:pPr>
+            <w:r>
+              <w:rPr>
+                <w:b/>
+                <w:bCs/>
+                <w:color w:val="1FA6A2"/>
+                <w:sz w:val="19"/>
+                <w:szCs w:val="19"/>
+              </w:rPr>
+              <w:t xml:space="preserve">Solution:  </w:t>
+            </w:r>
+            <w:r>
+              <w:rPr>
+                <w:b/>
+                <w:bCs/>
+                <w:sz w:val="19"/>
+                <w:szCs w:val="19"/>
+              </w:rPr>
+              <w:t xml:space="preserve">C)  $38,000</w:t>
+            </w:r>
+          </w:p>
+          <w:p>
+            <w:pPr>
+              <w:spacing w:after="40"/>
+            </w:pPr>
+            <w:r>
+              <w:rPr>
+                <w:i/>
+                <w:iCs/>
+                <w:color w:val="5F6F80"/>
+                <w:sz w:val="18"/>
+                <w:szCs w:val="18"/>
+              </w:rPr>
+              <w:t xml:space="preserve">Write 0.7v = 26,600 and divide: v = 26,600 ÷ 0.7 = $38,000.</w:t>
+            </w:r>
+          </w:p>
+          <w:p>
+            <w:pPr>
+              <w:pBdr>
+                <w:bottom w:val="single" w:color="AFBECC" w:sz="6"/>
+              </w:pBdr>
+              <w:spacing w:after="30" w:before="150"/>
+            </w:pPr>
+            <w:r>
+              <w:t xml:space="preserve"/>
+            </w:r>
+          </w:p>
+          <w:p>
+            <w:pPr>
+              <w:pBdr>
+                <w:bottom w:val="single" w:color="AFBECC" w:sz="6"/>
+              </w:pBdr>
+              <w:spacing w:after="30" w:before="150"/>
+            </w:pPr>
+            <w:r>
+              <w:t xml:space="preserve"/>
+            </w:r>
+          </w:p>
+        </w:tc>
+        <w:tc>
+          <w:tcPr>
+            <w:tcW w:type="dxa" w:w="3000"/>
+            <w:shd w:fill="FBF3E2" w:color="auto" w:val="clear"/>
+            <w:tcMar>
+              <w:top w:type="dxa" w:w="80"/>
+              <w:left w:type="dxa" w:w="100"/>
+              <w:bottom w:type="dxa" w:w="80"/>
+              <w:right w:type="dxa" w:w="100"/>
+            </w:tcMar>
+            <w:vAlign w:val="top"/>
+          </w:tcPr>
+          <w:p>
+            <w:pPr>
+              <w:spacing w:after="40"/>
+            </w:pPr>
+            <w:r>
+              <w:rPr>
+                <w:b/>
+                <w:bCs/>
+                <w:color w:val="12355B"/>
+                <w:sz w:val="19"/>
+                <w:szCs w:val="19"/>
+              </w:rPr>
+              <w:t xml:space="preserve">Because... </w:t>
+            </w:r>
+            <w:r>
+              <w:rPr>
+                <w:color w:val="AFBECC"/>
+                <w:sz w:val="19"/>
+                <w:szCs w:val="19"/>
+              </w:rPr>
+              <w:t xml:space="preserve">________________</w:t>
+            </w:r>
+          </w:p>
+          <w:p>
+            <w:pPr>
+              <w:pBdr>
+                <w:bottom w:val="single" w:color="AFBECC" w:sz="6"/>
+              </w:pBdr>
+              <w:spacing w:after="30" w:before="150"/>
+            </w:pPr>
+            <w:r>
+              <w:t xml:space="preserve"/>
+            </w:r>
+          </w:p>
+          <w:p>
+            <w:pPr>
+              <w:spacing w:after="40" w:before="80"/>
+            </w:pPr>
+            <w:r>
+              <w:rPr>
+                <w:b/>
+                <w:bCs/>
+                <w:color w:val="6B4FA0"/>
+                <w:sz w:val="19"/>
+                <w:szCs w:val="19"/>
+              </w:rPr>
+              <w:t xml:space="preserve">Although... </w:t>
+            </w:r>
+            <w:r>
+              <w:rPr>
+                <w:color w:val="AFBECC"/>
+                <w:sz w:val="19"/>
+                <w:szCs w:val="19"/>
+              </w:rPr>
+              <w:t xml:space="preserve">_______________</w:t>
+            </w:r>
+          </w:p>
+          <w:p>
+            <w:pPr>
+              <w:pBdr>
+                <w:bottom w:val="single" w:color="AFBECC" w:sz="6"/>
+              </w:pBdr>
+              <w:spacing w:after="30" w:before="150"/>
+            </w:pPr>
+            <w:r>
+              <w:t xml:space="preserve"/>
+            </w:r>
+          </w:p>
+          <w:p>
+            <w:pPr>
+              <w:spacing w:after="40" w:before="80"/>
+            </w:pPr>
+            <w:r>
+              <w:rPr>
+                <w:b/>
+                <w:bCs/>
+                <w:color w:val="1FA6A2"/>
+                <w:sz w:val="19"/>
+                <w:szCs w:val="19"/>
+              </w:rPr>
+              <w:t xml:space="preserve">Therefore... </w:t>
+            </w:r>
+            <w:r>
+              <w:rPr>
+                <w:color w:val="AFBECC"/>
+                <w:sz w:val="19"/>
+                <w:szCs w:val="19"/>
+              </w:rPr>
+              <w:t xml:space="preserve">______________</w:t>
+            </w:r>
+          </w:p>
+          <w:p>
+            <w:pPr>
+              <w:pBdr>
+                <w:bottom w:val="single" w:color="AFBECC" w:sz="6"/>
+              </w:pBdr>
+              <w:spacing w:after="30" w:before="150"/>
+            </w:pPr>
+            <w:r>
+              <w:t xml:space="preserve"/>
+            </w:r>
+          </w:p>
+        </w:tc>
+      </w:tr>
+    </w:tbl>
+    <w:p>
+      <w:pPr>
+        <w:spacing w:after="80"/>
+      </w:pPr>
+      <w:r>
+        <w:t xml:space="preserve"/>
+      </w:r>
+    </w:p>
     <w:p>
       <w:pPr>
         <w:pStyle w:val="Heading1"/>
@@ -4117,6 +5368,149 @@
         <w:t xml:space="preserve"/>
       </w:r>
     </w:p>
+    <w:p>
+      <w:pPr>
+        <w:spacing w:after="60"/>
+      </w:pPr>
+      <w:r>
+        <w:t xml:space="preserve"/>
+      </w:r>
+    </w:p>
+    <w:tbl>
+      <w:tblPr>
+        <w:tblW w:type="dxa" w:w="9360"/>
+        <w:tblBorders>
+          <w:top w:val="single" w:color="C7D2DD" w:sz="6"/>
+          <w:left w:val="single" w:color="C7D2DD" w:sz="6"/>
+          <w:bottom w:val="single" w:color="C7D2DD" w:sz="6"/>
+          <w:right w:val="single" w:color="C7D2DD" w:sz="6"/>
+          <w:insideH w:val="single" w:color="C7D2DD" w:sz="6"/>
+          <w:insideV w:val="single" w:color="C7D2DD" w:sz="6"/>
+        </w:tblBorders>
+      </w:tblPr>
+      <w:tblGrid>
+        <w:gridCol w:w="3120"/>
+        <w:gridCol w:w="3120"/>
+        <w:gridCol w:w="3120"/>
+      </w:tblGrid>
+      <w:tr>
+        <w:trPr>
+          <w:cantSplit/>
+          <w:tblHeader/>
+        </w:trPr>
+        <w:tc>
+          <w:tcPr>
+            <w:tcW w:type="dxa" w:w="9360"/>
+            <w:gridSpan w:val="3"/>
+            <w:shd w:fill="EEF4F8" w:color="auto" w:val="clear"/>
+            <w:tcMar>
+              <w:top w:type="dxa" w:w="60"/>
+              <w:left w:type="dxa" w:w="100"/>
+              <w:bottom w:type="dxa" w:w="60"/>
+              <w:right w:type="dxa" w:w="100"/>
+            </w:tcMar>
+          </w:tcPr>
+          <w:p>
+            <w:pPr>
+              <w:spacing w:after="0"/>
+            </w:pPr>
+            <w:r>
+              <w:rPr>
+                <w:b/>
+                <w:bCs/>
+                <w:color w:val="12355B"/>
+                <w:sz w:val="18"/>
+                <w:szCs w:val="18"/>
+              </w:rPr>
+              <w:t xml:space="preserve">EXIT CHECK · 3-POINT SELF-ASSESSMENT CHECKLIST</w:t>
+            </w:r>
+          </w:p>
+        </w:tc>
+      </w:tr>
+      <w:tr>
+        <w:trPr>
+          <w:cantSplit/>
+        </w:trPr>
+        <w:tc>
+          <w:tcPr>
+            <w:tcW w:type="dxa" w:w="3120"/>
+            <w:tcMar>
+              <w:top w:type="dxa" w:w="80"/>
+              <w:left w:type="dxa" w:w="100"/>
+              <w:bottom w:type="dxa" w:w="80"/>
+              <w:right w:type="dxa" w:w="100"/>
+            </w:tcMar>
+          </w:tcPr>
+          <w:p>
+            <w:pPr>
+              <w:spacing w:after="0"/>
+            </w:pPr>
+            <w:r>
+              <w:rPr>
+                <w:b/>
+                <w:bCs/>
+                <w:color w:val="1A2733"/>
+                <w:sz w:val="18"/>
+                <w:szCs w:val="18"/>
+              </w:rPr>
+              <w:t xml:space="preserve">☐ 1. Units &amp; Labels Verified</w:t>
+            </w:r>
+          </w:p>
+        </w:tc>
+        <w:tc>
+          <w:tcPr>
+            <w:tcW w:type="dxa" w:w="3120"/>
+            <w:tcMar>
+              <w:top w:type="dxa" w:w="80"/>
+              <w:left w:type="dxa" w:w="100"/>
+              <w:bottom w:type="dxa" w:w="80"/>
+              <w:right w:type="dxa" w:w="100"/>
+            </w:tcMar>
+          </w:tcPr>
+          <w:p>
+            <w:pPr>
+              <w:spacing w:after="0"/>
+            </w:pPr>
+            <w:r>
+              <w:rPr>
+                <w:b/>
+                <w:bCs/>
+                <w:color w:val="1A2733"/>
+                <w:sz w:val="18"/>
+                <w:szCs w:val="18"/>
+              </w:rPr>
+              <w:t xml:space="preserve">☐ 2. Reasoning Stated (Because / Although / Therefore)</w:t>
+            </w:r>
+          </w:p>
+        </w:tc>
+        <w:tc>
+          <w:tcPr>
+            <w:tcW w:type="dxa" w:w="3120"/>
+            <w:tcMar>
+              <w:top w:type="dxa" w:w="80"/>
+              <w:left w:type="dxa" w:w="100"/>
+              <w:bottom w:type="dxa" w:w="80"/>
+              <w:right w:type="dxa" w:w="100"/>
+            </w:tcMar>
+          </w:tcPr>
+          <w:p>
+            <w:pPr>
+              <w:spacing w:after="0"/>
+            </w:pPr>
+            <w:r>
+              <w:rPr>
+                <w:b/>
+                <w:bCs/>
+                <w:color w:val="1A2733"/>
+                <w:sz w:val="18"/>
+                <w:szCs w:val="18"/>
+              </w:rPr>
+              <w:t xml:space="preserve">☐ 3. Calculations Double-Checked</w:t>
+            </w:r>
+          </w:p>
+        </w:tc>
+      </w:tr>
+    </w:tbl>
     <w:p>
       <w:pPr>
         <w:pStyle w:val="Heading1"/>
@@ -4491,7 +5885,7 @@
           <w:sz w:val="19"/>
           <w:szCs w:val="19"/>
         </w:rPr>
-        <w:t xml:space="preserve">  — Divide the part by the decimal: 75 ÷ 0.15 = 500 minutes.</w:t>
+        <w:t xml:space="preserve">  — 15% is three groups of 5%. Since 75 ÷ 3 = 25, 5% is 25 minutes. There are 20 groups of 5% in 100%, so 25 × 20 = 500 minutes. Check: 10% of 500 is 50, 5% is 25, and 50 + 25 = 75.</w:t>
       </w:r>
     </w:p>
     <w:p>
@@ -4559,7 +5953,7 @@
           <w:sz w:val="21"/>
           <w:szCs w:val="21"/>
         </w:rPr>
-        <w:t xml:space="preserve">C)  $38,000</w:t>
+        <w:t xml:space="preserve">D)  18 is the part, 30% is the percent, the class size is the whole</w:t>
       </w:r>
       <w:r>
         <w:rPr>
@@ -4569,7 +5963,7 @@
           <w:sz w:val="19"/>
           <w:szCs w:val="19"/>
         </w:rPr>
-        <w:t xml:space="preserve">  — Write 0.7v = 26,600 and divide: v = 26,600 ÷ 0.7 = $38,000.</w:t>
+        <w:t xml:space="preserve">  — The known count is the part, the percent describes it, and the missing class size is the whole (100%).</w:t>
       </w:r>
     </w:p>
     <w:p>
@@ -4590,7 +5984,7 @@
           <w:sz w:val="21"/>
           <w:szCs w:val="21"/>
         </w:rPr>
-        <w:t xml:space="preserve">D)  18 is the part, 30% is the percent, the class size is the whole</w:t>
+        <w:t xml:space="preserve">C)  60</w:t>
       </w:r>
       <w:r>
         <w:rPr>
@@ -4600,23 +5994,7 @@
           <w:sz w:val="19"/>
           <w:szCs w:val="19"/>
         </w:rPr>
-        <w:t xml:space="preserve">  — The known count is the part, the percent describes it, and the missing class size is the whole (100%).</w:t>
-      </w:r>
-    </w:p>
-    <w:p>
-      <w:pPr>
-        <w:pStyle w:val="Heading2"/>
-        <w:spacing w:after="80" w:before="180"/>
-      </w:pPr>
-      <w:r>
-        <w:rPr>
-          <w:b/>
-          <w:bCs/>
-          <w:color w:val="12355B"/>
-          <w:sz w:val="24"/>
-          <w:szCs w:val="24"/>
-        </w:rPr>
-        <w:t xml:space="preserve">Level 2 Enrichment</w:t>
+        <w:t xml:space="preserve">  — 18 is three groups of 10%. Divide 18 by 3 to find 10%: 6. Ten groups of 6 make 100%: 60 students.</w:t>
       </w:r>
     </w:p>
     <w:p>
@@ -4637,10 +6015,17 @@
           <w:sz w:val="21"/>
           <w:szCs w:val="21"/>
         </w:rPr>
-        <w:t xml:space="preserve">The 120 puzzles sold were the 300-piece and 500-piece stock together, so they represent 25% + 15% = 40% of the whole stock. That makes 120 the part and 40% the percent, with the total stock unknown: 0.4t = 120, so t = 120 ÷ 0.4 = 300 puzzles in all. Now find each type as a part of that whole: 300-piece = 0.25 × 300 = 75 puzzles, 500-piece = 0.15 × 300 = 45 puzzles, and 1,000-piece = the remaining 60% = 0.6 × 300 = 180 puzzles. Check: 75 + 45 = 120 sold ✓, and 75 + 45 + 180 = 300 ✓.</w:t>
-      </w:r>
-      <w:r>
-        <w:t xml:space="preserve"/>
+        <w:t xml:space="preserve">C)  $38,000</w:t>
+      </w:r>
+      <w:r>
+        <w:rPr>
+          <w:i/>
+          <w:iCs/>
+          <w:color w:val="5F6F80"/>
+          <w:sz w:val="19"/>
+          <w:szCs w:val="19"/>
+        </w:rPr>
+        <w:t xml:space="preserve">  — Write 0.7v = 26,600 and divide: v = 26,600 ÷ 0.7 = $38,000.</w:t>
       </w:r>
     </w:p>
     <w:p>
